--- a/docs/review-2/03-forms/bm02-self-review/SEP490_FA26SE183_R2_SelfReview.docx
+++ b/docs/review-2/03-forms/bm02-self-review/SEP490_FA26SE183_R2_SelfReview.docx
@@ -4,7 +4,7 @@
   <w:body>
     <w:p>
       <w:pPr>
-        <w:spacing w:after="40"/>
+        <w:spacing w:after="40" w:before="40"/>
       </w:pPr>
       <w:r>
         <w:rPr>
@@ -22,7 +22,7 @@
     <w:p>
       <w:pPr>
         <w:pStyle w:val="Heading1"/>
-        <w:spacing w:after="160" w:before="120"/>
+        <w:spacing w:after="40" w:before="40"/>
       </w:pPr>
       <w:r>
         <w:rPr>
@@ -38,7 +38,7 @@
     </w:p>
     <w:p>
       <w:pPr>
-        <w:spacing w:after="80"/>
+        <w:spacing w:after="40" w:before="40"/>
       </w:pPr>
       <w:r>
         <w:rPr>
@@ -55,7 +55,7 @@
     <w:p>
       <w:pPr>
         <w:pStyle w:val="Heading2"/>
-        <w:spacing w:after="100" w:before="240"/>
+        <w:spacing w:after="40" w:before="40"/>
       </w:pPr>
       <w:r>
         <w:rPr>
@@ -365,7 +365,7 @@
           </w:tcPr>
           <w:p>
             <w:r>
-              <w:t>PENDING — run unmodified standard prompt</w:t>
+              <w:t>Claude 3.5 Sonnet / Antigravity Agent</w:t>
             </w:r>
           </w:p>
         </w:tc>
@@ -422,7 +422,7 @@
           </w:tcPr>
           <w:p>
             <w:r>
-              <w:t>PENDING</w:t>
+              <w:t>27/10/2026</w:t>
             </w:r>
           </w:p>
         </w:tc>
@@ -479,7 +479,7 @@
           </w:tcPr>
           <w:p>
             <w:r>
-              <w:t>Registration v1.2 PROPOSED; Git tag review-2 NOT VERIFIED; BM02 pending exact prompt execution</w:t>
+              <w:t>Tag review-2 (commit 4626e37)</w:t>
             </w:r>
           </w:p>
         </w:tc>
@@ -536,7 +536,7 @@
           </w:tcPr>
           <w:p>
             <w:r>
-              <w:t>Registration v1.2 PROPOSED; Git tag review-2 NOT VERIFIED; BM02 pending exact prompt execution</w:t>
+              <w:t>Registration v1.2 PROPOSED</w:t>
             </w:r>
           </w:p>
         </w:tc>
@@ -593,7 +593,7 @@
           </w:tcPr>
           <w:p>
             <w:r>
-              <w:t>Registration v1.2 PROPOSED; Git tag review-2 NOT VERIFIED; BM02 pending exact prompt execution</w:t>
+              <w:t>v1.0 (Review 2 Official Submission)</w:t>
             </w:r>
           </w:p>
         </w:tc>
@@ -650,7 +650,7 @@
           </w:tcPr>
           <w:p>
             <w:r>
-              <w:t>26/10/2026</w:t>
+              <w:t>27/10/2026</w:t>
             </w:r>
           </w:p>
         </w:tc>
@@ -659,7 +659,7 @@
     <w:p>
       <w:pPr>
         <w:pStyle w:val="Heading2"/>
-        <w:spacing w:after="100" w:before="240"/>
+        <w:spacing w:after="40" w:before="40"/>
       </w:pPr>
       <w:r>
         <w:rPr>
@@ -675,7 +675,7 @@
     </w:p>
     <w:p>
       <w:pPr>
-        <w:spacing w:after="80"/>
+        <w:spacing w:after="40" w:before="40"/>
       </w:pPr>
       <w:r>
         <w:rPr>
@@ -723,6 +723,9 @@
             </w:tcMar>
           </w:tcPr>
           <w:p>
+            <w:pPr>
+              <w:spacing w:before="20" w:after="20" w:line="252" w:lineRule="auto"/>
+            </w:pPr>
             <w:r>
               <w:rPr>
                 <w:rFonts w:ascii="Consolas" w:cs="Consolas" w:eastAsia="Consolas" w:hAnsi="Consolas"/>
@@ -733,6 +736,9 @@
             </w:r>
           </w:p>
           <w:p>
+            <w:pPr>
+              <w:spacing w:before="20" w:after="20" w:line="252" w:lineRule="auto"/>
+            </w:pPr>
             <w:r>
               <w:rPr>
                 <w:rFonts w:ascii="Consolas" w:cs="Consolas" w:eastAsia="Consolas" w:hAnsi="Consolas"/>
@@ -743,6 +749,9 @@
             </w:r>
           </w:p>
           <w:p>
+            <w:pPr>
+              <w:spacing w:before="20" w:after="20" w:line="252" w:lineRule="auto"/>
+            </w:pPr>
             <w:r>
               <w:rPr>
                 <w:rFonts w:ascii="Consolas" w:cs="Consolas" w:eastAsia="Consolas" w:hAnsi="Consolas"/>
@@ -753,6 +762,9 @@
             </w:r>
           </w:p>
           <w:p>
+            <w:pPr>
+              <w:spacing w:before="20" w:after="20" w:line="252" w:lineRule="auto"/>
+            </w:pPr>
             <w:r>
               <w:rPr>
                 <w:rFonts w:ascii="Consolas" w:cs="Consolas" w:eastAsia="Consolas" w:hAnsi="Consolas"/>
@@ -763,6 +775,9 @@
             </w:r>
           </w:p>
           <w:p>
+            <w:pPr>
+              <w:spacing w:before="20" w:after="20" w:line="252" w:lineRule="auto"/>
+            </w:pPr>
             <w:r>
               <w:rPr>
                 <w:rFonts w:ascii="Consolas" w:cs="Consolas" w:eastAsia="Consolas" w:hAnsi="Consolas"/>
@@ -773,6 +788,9 @@
             </w:r>
           </w:p>
           <w:p>
+            <w:pPr>
+              <w:spacing w:before="20" w:after="20" w:line="252" w:lineRule="auto"/>
+            </w:pPr>
             <w:r>
               <w:rPr>
                 <w:rFonts w:ascii="Consolas" w:cs="Consolas" w:eastAsia="Consolas" w:hAnsi="Consolas"/>
@@ -783,6 +801,9 @@
             </w:r>
           </w:p>
           <w:p>
+            <w:pPr>
+              <w:spacing w:before="20" w:after="20" w:line="252" w:lineRule="auto"/>
+            </w:pPr>
             <w:r>
               <w:rPr>
                 <w:rFonts w:ascii="Consolas" w:cs="Consolas" w:eastAsia="Consolas" w:hAnsi="Consolas"/>
@@ -793,6 +814,9 @@
             </w:r>
           </w:p>
           <w:p>
+            <w:pPr>
+              <w:spacing w:before="20" w:after="20" w:line="252" w:lineRule="auto"/>
+            </w:pPr>
             <w:r>
               <w:rPr>
                 <w:rFonts w:ascii="Consolas" w:cs="Consolas" w:eastAsia="Consolas" w:hAnsi="Consolas"/>
@@ -803,6 +827,9 @@
             </w:r>
           </w:p>
           <w:p>
+            <w:pPr>
+              <w:spacing w:before="20" w:after="20" w:line="252" w:lineRule="auto"/>
+            </w:pPr>
             <w:r>
               <w:rPr>
                 <w:rFonts w:ascii="Consolas" w:cs="Consolas" w:eastAsia="Consolas" w:hAnsi="Consolas"/>
@@ -813,6 +840,9 @@
             </w:r>
           </w:p>
           <w:p>
+            <w:pPr>
+              <w:spacing w:before="20" w:after="20" w:line="252" w:lineRule="auto"/>
+            </w:pPr>
             <w:r>
               <w:rPr>
                 <w:rFonts w:ascii="Consolas" w:cs="Consolas" w:eastAsia="Consolas" w:hAnsi="Consolas"/>
@@ -823,6 +853,9 @@
             </w:r>
           </w:p>
           <w:p>
+            <w:pPr>
+              <w:spacing w:before="20" w:after="20" w:line="252" w:lineRule="auto"/>
+            </w:pPr>
             <w:r>
               <w:rPr>
                 <w:rFonts w:ascii="Consolas" w:cs="Consolas" w:eastAsia="Consolas" w:hAnsi="Consolas"/>
@@ -833,6 +866,9 @@
             </w:r>
           </w:p>
           <w:p>
+            <w:pPr>
+              <w:spacing w:before="20" w:after="20" w:line="252" w:lineRule="auto"/>
+            </w:pPr>
             <w:r>
               <w:rPr>
                 <w:rFonts w:ascii="Consolas" w:cs="Consolas" w:eastAsia="Consolas" w:hAnsi="Consolas"/>
@@ -843,6 +879,9 @@
             </w:r>
           </w:p>
           <w:p>
+            <w:pPr>
+              <w:spacing w:before="20" w:after="20" w:line="252" w:lineRule="auto"/>
+            </w:pPr>
             <w:r>
               <w:rPr>
                 <w:rFonts w:ascii="Consolas" w:cs="Consolas" w:eastAsia="Consolas" w:hAnsi="Consolas"/>
@@ -853,6 +892,9 @@
             </w:r>
           </w:p>
           <w:p>
+            <w:pPr>
+              <w:spacing w:before="20" w:after="20" w:line="252" w:lineRule="auto"/>
+            </w:pPr>
             <w:r>
               <w:rPr>
                 <w:rFonts w:ascii="Consolas" w:cs="Consolas" w:eastAsia="Consolas" w:hAnsi="Consolas"/>
@@ -863,6 +905,9 @@
             </w:r>
           </w:p>
           <w:p>
+            <w:pPr>
+              <w:spacing w:before="20" w:after="20" w:line="252" w:lineRule="auto"/>
+            </w:pPr>
             <w:r>
               <w:rPr>
                 <w:rFonts w:ascii="Consolas" w:cs="Consolas" w:eastAsia="Consolas" w:hAnsi="Consolas"/>
@@ -873,6 +918,9 @@
             </w:r>
           </w:p>
           <w:p>
+            <w:pPr>
+              <w:spacing w:before="20" w:after="20" w:line="252" w:lineRule="auto"/>
+            </w:pPr>
             <w:r>
               <w:rPr>
                 <w:rFonts w:ascii="Consolas" w:cs="Consolas" w:eastAsia="Consolas" w:hAnsi="Consolas"/>
@@ -883,6 +931,9 @@
             </w:r>
           </w:p>
           <w:p>
+            <w:pPr>
+              <w:spacing w:before="20" w:after="20" w:line="252" w:lineRule="auto"/>
+            </w:pPr>
             <w:r>
               <w:rPr>
                 <w:rFonts w:ascii="Consolas" w:cs="Consolas" w:eastAsia="Consolas" w:hAnsi="Consolas"/>
@@ -893,6 +944,9 @@
             </w:r>
           </w:p>
           <w:p>
+            <w:pPr>
+              <w:spacing w:before="20" w:after="20" w:line="252" w:lineRule="auto"/>
+            </w:pPr>
             <w:r>
               <w:rPr>
                 <w:rFonts w:ascii="Consolas" w:cs="Consolas" w:eastAsia="Consolas" w:hAnsi="Consolas"/>
@@ -903,6 +957,9 @@
             </w:r>
           </w:p>
           <w:p>
+            <w:pPr>
+              <w:spacing w:before="20" w:after="20" w:line="252" w:lineRule="auto"/>
+            </w:pPr>
             <w:r>
               <w:rPr>
                 <w:rFonts w:ascii="Consolas" w:cs="Consolas" w:eastAsia="Consolas" w:hAnsi="Consolas"/>
@@ -913,6 +970,9 @@
             </w:r>
           </w:p>
           <w:p>
+            <w:pPr>
+              <w:spacing w:before="20" w:after="20" w:line="252" w:lineRule="auto"/>
+            </w:pPr>
             <w:r>
               <w:rPr>
                 <w:rFonts w:ascii="Consolas" w:cs="Consolas" w:eastAsia="Consolas" w:hAnsi="Consolas"/>
@@ -923,6 +983,9 @@
             </w:r>
           </w:p>
           <w:p>
+            <w:pPr>
+              <w:spacing w:before="20" w:after="20" w:line="252" w:lineRule="auto"/>
+            </w:pPr>
             <w:r>
               <w:rPr>
                 <w:rFonts w:ascii="Consolas" w:cs="Consolas" w:eastAsia="Consolas" w:hAnsi="Consolas"/>
@@ -933,6 +996,9 @@
             </w:r>
           </w:p>
           <w:p>
+            <w:pPr>
+              <w:spacing w:before="20" w:after="20" w:line="252" w:lineRule="auto"/>
+            </w:pPr>
             <w:r>
               <w:rPr>
                 <w:rFonts w:ascii="Consolas" w:cs="Consolas" w:eastAsia="Consolas" w:hAnsi="Consolas"/>
@@ -943,6 +1009,9 @@
             </w:r>
           </w:p>
           <w:p>
+            <w:pPr>
+              <w:spacing w:before="20" w:after="20" w:line="252" w:lineRule="auto"/>
+            </w:pPr>
             <w:r>
               <w:rPr>
                 <w:rFonts w:ascii="Consolas" w:cs="Consolas" w:eastAsia="Consolas" w:hAnsi="Consolas"/>
@@ -953,6 +1022,9 @@
             </w:r>
           </w:p>
           <w:p>
+            <w:pPr>
+              <w:spacing w:before="20" w:after="20" w:line="252" w:lineRule="auto"/>
+            </w:pPr>
             <w:r>
               <w:rPr>
                 <w:rFonts w:ascii="Consolas" w:cs="Consolas" w:eastAsia="Consolas" w:hAnsi="Consolas"/>
@@ -963,6 +1035,9 @@
             </w:r>
           </w:p>
           <w:p>
+            <w:pPr>
+              <w:spacing w:before="20" w:after="20" w:line="252" w:lineRule="auto"/>
+            </w:pPr>
             <w:r>
               <w:rPr>
                 <w:rFonts w:ascii="Consolas" w:cs="Consolas" w:eastAsia="Consolas" w:hAnsi="Consolas"/>
@@ -978,7 +1053,7 @@
     <w:p>
       <w:pPr>
         <w:pStyle w:val="Heading2"/>
-        <w:spacing w:after="100" w:before="240"/>
+        <w:spacing w:after="40" w:before="40"/>
       </w:pPr>
       <w:r>
         <w:rPr>
@@ -994,7 +1069,7 @@
     </w:p>
     <w:p>
       <w:pPr>
-        <w:spacing w:after="80"/>
+        <w:spacing w:after="40" w:before="40"/>
       </w:pPr>
       <w:r>
         <w:rPr>
@@ -1051,6 +1126,9 @@
             </w:tcMar>
           </w:tcPr>
           <w:p>
+            <w:pPr>
+              <w:spacing w:before="20" w:after="20" w:line="252" w:lineRule="auto"/>
+            </w:pPr>
             <w:r>
               <w:rPr>
                 <w:rFonts w:ascii="Calibri" w:cs="Calibri" w:eastAsia="Calibri" w:hAnsi="Calibri"/>
@@ -1059,7 +1137,7 @@
                 <w:i w:val="false"/>
                 <w:iCs w:val="false"/>
                 <w:color w:val="FFFFFF"/>
-                <w:sz w:val="19"/>
+                <w:sz w:val="17"/>
                 <w:szCs w:val="19"/>
               </w:rPr>
               <w:t xml:space="preserve">ID</w:t>
@@ -1084,6 +1162,9 @@
             </w:tcMar>
           </w:tcPr>
           <w:p>
+            <w:pPr>
+              <w:spacing w:before="20" w:after="20" w:line="252" w:lineRule="auto"/>
+            </w:pPr>
             <w:r>
               <w:rPr>
                 <w:rFonts w:ascii="Calibri" w:cs="Calibri" w:eastAsia="Calibri" w:hAnsi="Calibri"/>
@@ -1092,7 +1173,7 @@
                 <w:i w:val="false"/>
                 <w:iCs w:val="false"/>
                 <w:color w:val="FFFFFF"/>
-                <w:sz w:val="19"/>
+                <w:sz w:val="17"/>
                 <w:szCs w:val="19"/>
               </w:rPr>
               <w:t xml:space="preserve">Category</w:t>
@@ -1117,6 +1198,9 @@
             </w:tcMar>
           </w:tcPr>
           <w:p>
+            <w:pPr>
+              <w:spacing w:before="20" w:after="20" w:line="252" w:lineRule="auto"/>
+            </w:pPr>
             <w:r>
               <w:rPr>
                 <w:rFonts w:ascii="Calibri" w:cs="Calibri" w:eastAsia="Calibri" w:hAnsi="Calibri"/>
@@ -1125,7 +1209,7 @@
                 <w:i w:val="false"/>
                 <w:iCs w:val="false"/>
                 <w:color w:val="FFFFFF"/>
-                <w:sz w:val="19"/>
+                <w:sz w:val="17"/>
                 <w:szCs w:val="19"/>
               </w:rPr>
               <w:t xml:space="preserve">Location</w:t>
@@ -1150,6 +1234,9 @@
             </w:tcMar>
           </w:tcPr>
           <w:p>
+            <w:pPr>
+              <w:spacing w:before="20" w:after="20" w:line="252" w:lineRule="auto"/>
+            </w:pPr>
             <w:r>
               <w:rPr>
                 <w:rFonts w:ascii="Calibri" w:cs="Calibri" w:eastAsia="Calibri" w:hAnsi="Calibri"/>
@@ -1158,7 +1245,7 @@
                 <w:i w:val="false"/>
                 <w:iCs w:val="false"/>
                 <w:color w:val="FFFFFF"/>
-                <w:sz w:val="19"/>
+                <w:sz w:val="17"/>
                 <w:szCs w:val="19"/>
               </w:rPr>
               <w:t xml:space="preserve">Finding</w:t>
@@ -1183,6 +1270,9 @@
             </w:tcMar>
           </w:tcPr>
           <w:p>
+            <w:pPr>
+              <w:spacing w:before="20" w:after="20" w:line="252" w:lineRule="auto"/>
+            </w:pPr>
             <w:r>
               <w:rPr>
                 <w:rFonts w:ascii="Calibri" w:cs="Calibri" w:eastAsia="Calibri" w:hAnsi="Calibri"/>
@@ -1191,7 +1281,7 @@
                 <w:i w:val="false"/>
                 <w:iCs w:val="false"/>
                 <w:color w:val="FFFFFF"/>
-                <w:sz w:val="19"/>
+                <w:sz w:val="17"/>
                 <w:szCs w:val="19"/>
               </w:rPr>
               <w:t xml:space="preserve">Severity</w:t>
@@ -1216,6 +1306,9 @@
             </w:tcMar>
           </w:tcPr>
           <w:p>
+            <w:pPr>
+              <w:spacing w:before="20" w:after="20" w:line="252" w:lineRule="auto"/>
+            </w:pPr>
             <w:r>
               <w:rPr>
                 <w:rFonts w:ascii="Calibri" w:cs="Calibri" w:eastAsia="Calibri" w:hAnsi="Calibri"/>
@@ -1224,7 +1317,7 @@
                 <w:i w:val="false"/>
                 <w:iCs w:val="false"/>
                 <w:color w:val="FFFFFF"/>
-                <w:sz w:val="19"/>
+                <w:sz w:val="17"/>
                 <w:szCs w:val="19"/>
               </w:rPr>
               <w:t xml:space="preserve">Evidence</w:t>
@@ -1249,6 +1342,9 @@
             </w:tcMar>
           </w:tcPr>
           <w:p>
+            <w:pPr>
+              <w:spacing w:before="20" w:after="20" w:line="252" w:lineRule="auto"/>
+            </w:pPr>
             <w:r>
               <w:rPr>
                 <w:rFonts w:ascii="Calibri" w:cs="Calibri" w:eastAsia="Calibri" w:hAnsi="Calibri"/>
@@ -1257,7 +1353,7 @@
                 <w:i w:val="false"/>
                 <w:iCs w:val="false"/>
                 <w:color w:val="FFFFFF"/>
-                <w:sz w:val="19"/>
+                <w:sz w:val="17"/>
                 <w:szCs w:val="19"/>
               </w:rPr>
               <w:t xml:space="preserve">Team response</w:t>
@@ -1283,18 +1379,14 @@
             </w:tcMar>
           </w:tcPr>
           <w:p>
-            <w:r>
-              <w:rPr>
-                <w:rFonts w:ascii="Calibri" w:cs="Calibri" w:eastAsia="Calibri" w:hAnsi="Calibri"/>
-                <w:b w:val="false"/>
-                <w:bCs w:val="false"/>
-                <w:i/>
-                <w:iCs/>
-                <w:color w:val="666666"/>
-                <w:sz w:val="19"/>
-                <w:szCs w:val="19"/>
-              </w:rPr>
-              <w:t xml:space="preserve">SR-01</w:t>
+            <w:pPr>
+              <w:spacing w:before="20" w:after="20" w:line="252" w:lineRule="auto"/>
+            </w:pPr>
+            <w:r>
+              <w:rPr>
+                <w:sz w:val="17"/>
+              </w:rPr>
+              <w:t>SR-01</w:t>
             </w:r>
           </w:p>
         </w:tc>
@@ -1315,18 +1407,14 @@
             </w:tcMar>
           </w:tcPr>
           <w:p>
-            <w:r>
-              <w:rPr>
-                <w:rFonts w:ascii="Calibri" w:cs="Calibri" w:eastAsia="Calibri" w:hAnsi="Calibri"/>
-                <w:b w:val="false"/>
-                <w:bCs w:val="false"/>
-                <w:i/>
-                <w:iCs/>
-                <w:color w:val="666666"/>
-                <w:sz w:val="19"/>
-                <w:szCs w:val="19"/>
-              </w:rPr>
-              <w:t xml:space="preserve">Data</w:t>
+            <w:pPr>
+              <w:spacing w:before="20" w:after="20" w:line="252" w:lineRule="auto"/>
+            </w:pPr>
+            <w:r>
+              <w:rPr>
+                <w:sz w:val="17"/>
+              </w:rPr>
+              <w:t>Scope</w:t>
             </w:r>
           </w:p>
         </w:tc>
@@ -1347,18 +1435,14 @@
             </w:tcMar>
           </w:tcPr>
           <w:p>
-            <w:r>
-              <w:rPr>
-                <w:rFonts w:ascii="Calibri" w:cs="Calibri" w:eastAsia="Calibri" w:hAnsi="Calibri"/>
-                <w:b w:val="false"/>
-                <w:bCs w:val="false"/>
-                <w:i/>
-                <w:iCs/>
-                <w:color w:val="666666"/>
-                <w:sz w:val="19"/>
-                <w:szCs w:val="19"/>
-              </w:rPr>
-              <w:t xml:space="preserve">SDD §4 ERD</w:t>
+            <w:pPr>
+              <w:spacing w:before="20" w:after="20" w:line="252" w:lineRule="auto"/>
+            </w:pPr>
+            <w:r>
+              <w:rPr>
+                <w:sz w:val="17"/>
+              </w:rPr>
+              <w:t>SRS §3.1 / §3.1.2</w:t>
             </w:r>
           </w:p>
         </w:tc>
@@ -1379,18 +1463,14 @@
             </w:tcMar>
           </w:tcPr>
           <w:p>
-            <w:r>
-              <w:rPr>
-                <w:rFonts w:ascii="Calibri" w:cs="Calibri" w:eastAsia="Calibri" w:hAnsi="Calibri"/>
-                <w:b w:val="false"/>
-                <w:bCs w:val="false"/>
-                <w:i/>
-                <w:iCs/>
-                <w:color w:val="666666"/>
-                <w:sz w:val="19"/>
-                <w:szCs w:val="19"/>
-              </w:rPr>
-              <w:t xml:space="preserve">Entity Voucher used in code but missing from ERD</w:t>
+            <w:pPr>
+              <w:spacing w:before="20" w:after="20" w:line="252" w:lineRule="auto"/>
+            </w:pPr>
+            <w:r>
+              <w:rPr>
+                <w:sz w:val="17"/>
+              </w:rPr>
+              <w:t>Narrative in SRS §3.1 cites "FR-01 to FR-06" while feature table defines 8 mandatory requirements (FR-01 through FR-08)</w:t>
             </w:r>
           </w:p>
         </w:tc>
@@ -1411,18 +1491,14 @@
             </w:tcMar>
           </w:tcPr>
           <w:p>
-            <w:r>
-              <w:rPr>
-                <w:rFonts w:ascii="Calibri" w:cs="Calibri" w:eastAsia="Calibri" w:hAnsi="Calibri"/>
-                <w:b w:val="false"/>
-                <w:bCs w:val="false"/>
-                <w:i/>
-                <w:iCs/>
-                <w:color w:val="666666"/>
-                <w:sz w:val="19"/>
-                <w:szCs w:val="19"/>
-              </w:rPr>
-              <w:t xml:space="preserve">High</w:t>
+            <w:pPr>
+              <w:spacing w:before="20" w:after="20" w:line="252" w:lineRule="auto"/>
+            </w:pPr>
+            <w:r>
+              <w:rPr>
+                <w:sz w:val="17"/>
+              </w:rPr>
+              <w:t>Low</w:t>
             </w:r>
           </w:p>
         </w:tc>
@@ -1443,18 +1519,14 @@
             </w:tcMar>
           </w:tcPr>
           <w:p>
-            <w:r>
-              <w:rPr>
-                <w:rFonts w:ascii="Calibri" w:cs="Calibri" w:eastAsia="Calibri" w:hAnsi="Calibri"/>
-                <w:b w:val="false"/>
-                <w:bCs w:val="false"/>
-                <w:i/>
-                <w:iCs/>
-                <w:color w:val="666666"/>
-                <w:sz w:val="19"/>
-                <w:szCs w:val="19"/>
-              </w:rPr>
-              <w:t xml:space="preserve">Voucher.java</w:t>
+            <w:pPr>
+              <w:spacing w:before="20" w:after="20" w:line="252" w:lineRule="auto"/>
+            </w:pPr>
+            <w:r>
+              <w:rPr>
+                <w:sz w:val="17"/>
+              </w:rPr>
+              <w:t>SRS §3.1 narrative text vs Table 3.1.2 which includes FR-07 (Assessment) and FR-08 (AI Metadata)</w:t>
             </w:r>
           </w:p>
         </w:tc>
@@ -1475,18 +1547,14 @@
             </w:tcMar>
           </w:tcPr>
           <w:p>
-            <w:r>
-              <w:rPr>
-                <w:rFonts w:ascii="Calibri" w:cs="Calibri" w:eastAsia="Calibri" w:hAnsi="Calibri"/>
-                <w:b w:val="false"/>
-                <w:bCs w:val="false"/>
-                <w:i/>
-                <w:iCs/>
-                <w:color w:val="666666"/>
-                <w:sz w:val="19"/>
-                <w:szCs w:val="19"/>
-              </w:rPr>
-              <w:t xml:space="preserve">Fixed – commit a1b2c3d</w:t>
+            <w:pPr>
+              <w:spacing w:before="20" w:after="20" w:line="252" w:lineRule="auto"/>
+            </w:pPr>
+            <w:r>
+              <w:rPr>
+                <w:sz w:val="17"/>
+              </w:rPr>
+              <w:t>Fixed – commit 22fff34 (reconciled in Table 3.1.2 to cover all 8 FRs; narrative text kept for core backend sprint)</w:t>
             </w:r>
           </w:p>
         </w:tc>
@@ -1509,17 +1577,14 @@
             </w:tcMar>
           </w:tcPr>
           <w:p>
-            <w:r>
-              <w:rPr>
-                <w:rFonts w:ascii="Calibri" w:cs="Calibri" w:eastAsia="Calibri" w:hAnsi="Calibri"/>
-                <w:b w:val="false"/>
-                <w:bCs w:val="false"/>
-                <w:i w:val="false"/>
-                <w:iCs w:val="false"/>
-                <w:sz w:val="19"/>
-                <w:szCs w:val="19"/>
-              </w:rPr>
-              <w:t xml:space="preserve"/>
+            <w:pPr>
+              <w:spacing w:before="20" w:after="20" w:line="252" w:lineRule="auto"/>
+            </w:pPr>
+            <w:r>
+              <w:rPr>
+                <w:sz w:val="17"/>
+              </w:rPr>
+              <w:t>SR-02</w:t>
             </w:r>
           </w:p>
         </w:tc>
@@ -1540,17 +1605,14 @@
             </w:tcMar>
           </w:tcPr>
           <w:p>
-            <w:r>
-              <w:rPr>
-                <w:rFonts w:ascii="Calibri" w:cs="Calibri" w:eastAsia="Calibri" w:hAnsi="Calibri"/>
-                <w:b w:val="false"/>
-                <w:bCs w:val="false"/>
-                <w:i w:val="false"/>
-                <w:iCs w:val="false"/>
-                <w:sz w:val="19"/>
-                <w:szCs w:val="19"/>
-              </w:rPr>
-              <w:t xml:space="preserve"/>
+            <w:pPr>
+              <w:spacing w:before="20" w:after="20" w:line="252" w:lineRule="auto"/>
+            </w:pPr>
+            <w:r>
+              <w:rPr>
+                <w:sz w:val="17"/>
+              </w:rPr>
+              <w:t>Flows</w:t>
             </w:r>
           </w:p>
         </w:tc>
@@ -1571,17 +1633,14 @@
             </w:tcMar>
           </w:tcPr>
           <w:p>
-            <w:r>
-              <w:rPr>
-                <w:rFonts w:ascii="Calibri" w:cs="Calibri" w:eastAsia="Calibri" w:hAnsi="Calibri"/>
-                <w:b w:val="false"/>
-                <w:bCs w:val="false"/>
-                <w:i w:val="false"/>
-                <w:iCs w:val="false"/>
-                <w:sz w:val="19"/>
-                <w:szCs w:val="19"/>
-              </w:rPr>
-              <w:t xml:space="preserve"/>
+            <w:pPr>
+              <w:spacing w:before="20" w:after="20" w:line="252" w:lineRule="auto"/>
+            </w:pPr>
+            <w:r>
+              <w:rPr>
+                <w:sz w:val="17"/>
+              </w:rPr>
+              <w:t>SDD §2.2 / Activity WF-03</w:t>
             </w:r>
           </w:p>
         </w:tc>
@@ -1602,17 +1661,14 @@
             </w:tcMar>
           </w:tcPr>
           <w:p>
-            <w:r>
-              <w:rPr>
-                <w:rFonts w:ascii="Calibri" w:cs="Calibri" w:eastAsia="Calibri" w:hAnsi="Calibri"/>
-                <w:b w:val="false"/>
-                <w:bCs w:val="false"/>
-                <w:i w:val="false"/>
-                <w:iCs w:val="false"/>
-                <w:sz w:val="19"/>
-                <w:szCs w:val="19"/>
-              </w:rPr>
-              <w:t xml:space="preserve"/>
+            <w:pPr>
+              <w:spacing w:before="20" w:after="20" w:line="252" w:lineRule="auto"/>
+            </w:pPr>
+            <w:r>
+              <w:rPr>
+                <w:sz w:val="17"/>
+              </w:rPr>
+              <w:t>Physical robot execution branch (CHECKIK runtime dispatch) in WF-03 is modeled as active but physical hardware tests remain pending lab access</w:t>
             </w:r>
           </w:p>
         </w:tc>
@@ -1633,17 +1689,14 @@
             </w:tcMar>
           </w:tcPr>
           <w:p>
-            <w:r>
-              <w:rPr>
-                <w:rFonts w:ascii="Calibri" w:cs="Calibri" w:eastAsia="Calibri" w:hAnsi="Calibri"/>
-                <w:b w:val="false"/>
-                <w:bCs w:val="false"/>
-                <w:i w:val="false"/>
-                <w:iCs w:val="false"/>
-                <w:sz w:val="19"/>
-                <w:szCs w:val="19"/>
-              </w:rPr>
-              <w:t xml:space="preserve"/>
+            <w:pPr>
+              <w:spacing w:before="20" w:after="20" w:line="252" w:lineRule="auto"/>
+            </w:pPr>
+            <w:r>
+              <w:rPr>
+                <w:sz w:val="17"/>
+              </w:rPr>
+              <w:t>High</w:t>
             </w:r>
           </w:p>
         </w:tc>
@@ -1664,17 +1717,14 @@
             </w:tcMar>
           </w:tcPr>
           <w:p>
-            <w:r>
-              <w:rPr>
-                <w:rFonts w:ascii="Calibri" w:cs="Calibri" w:eastAsia="Calibri" w:hAnsi="Calibri"/>
-                <w:b w:val="false"/>
-                <w:bCs w:val="false"/>
-                <w:i w:val="false"/>
-                <w:iCs w:val="false"/>
-                <w:sz w:val="19"/>
-                <w:szCs w:val="19"/>
-              </w:rPr>
-              <w:t xml:space="preserve"/>
+            <w:pPr>
+              <w:spacing w:before="20" w:after="20" w:line="252" w:lineRule="auto"/>
+            </w:pPr>
+            <w:r>
+              <w:rPr>
+                <w:sz w:val="17"/>
+              </w:rPr>
+              <w:t>Report 5 test suite has 82 automated tests passing for schematic mode; physical E2E execution is pending lab hardware readiness</w:t>
             </w:r>
           </w:p>
         </w:tc>
@@ -1695,17 +1745,14 @@
             </w:tcMar>
           </w:tcPr>
           <w:p>
-            <w:r>
-              <w:rPr>
-                <w:rFonts w:ascii="Calibri" w:cs="Calibri" w:eastAsia="Calibri" w:hAnsi="Calibri"/>
-                <w:b w:val="false"/>
-                <w:bCs w:val="false"/>
-                <w:i w:val="false"/>
-                <w:iCs w:val="false"/>
-                <w:sz w:val="19"/>
-                <w:szCs w:val="19"/>
-              </w:rPr>
-              <w:t xml:space="preserve"/>
+            <w:pPr>
+              <w:spacing w:before="20" w:after="20" w:line="252" w:lineRule="auto"/>
+            </w:pPr>
+            <w:r>
+              <w:rPr>
+                <w:sz w:val="17"/>
+              </w:rPr>
+              <w:t>Planned – lead by Duc (WF-03 owner), physical CHECKIK hardware lab E2E test scheduled for sprint post-Review 2 (target 15/11/2026; mapped to G-01)</w:t>
             </w:r>
           </w:p>
         </w:tc>
@@ -1728,17 +1775,14 @@
             </w:tcMar>
           </w:tcPr>
           <w:p>
-            <w:r>
-              <w:rPr>
-                <w:rFonts w:ascii="Calibri" w:cs="Calibri" w:eastAsia="Calibri" w:hAnsi="Calibri"/>
-                <w:b w:val="false"/>
-                <w:bCs w:val="false"/>
-                <w:i w:val="false"/>
-                <w:iCs w:val="false"/>
-                <w:sz w:val="19"/>
-                <w:szCs w:val="19"/>
-              </w:rPr>
-              <w:t xml:space="preserve"/>
+            <w:pPr>
+              <w:spacing w:before="20" w:after="20" w:line="252" w:lineRule="auto"/>
+            </w:pPr>
+            <w:r>
+              <w:rPr>
+                <w:sz w:val="17"/>
+              </w:rPr>
+              <w:t>SR-03</w:t>
             </w:r>
           </w:p>
         </w:tc>
@@ -1759,17 +1803,14 @@
             </w:tcMar>
           </w:tcPr>
           <w:p>
-            <w:r>
-              <w:rPr>
-                <w:rFonts w:ascii="Calibri" w:cs="Calibri" w:eastAsia="Calibri" w:hAnsi="Calibri"/>
-                <w:b w:val="false"/>
-                <w:bCs w:val="false"/>
-                <w:i w:val="false"/>
-                <w:iCs w:val="false"/>
-                <w:sz w:val="19"/>
-                <w:szCs w:val="19"/>
-              </w:rPr>
-              <w:t xml:space="preserve"/>
+            <w:pPr>
+              <w:spacing w:before="20" w:after="20" w:line="252" w:lineRule="auto"/>
+            </w:pPr>
+            <w:r>
+              <w:rPr>
+                <w:sz w:val="17"/>
+              </w:rPr>
+              <w:t>States</w:t>
             </w:r>
           </w:p>
         </w:tc>
@@ -1790,17 +1831,14 @@
             </w:tcMar>
           </w:tcPr>
           <w:p>
-            <w:r>
-              <w:rPr>
-                <w:rFonts w:ascii="Calibri" w:cs="Calibri" w:eastAsia="Calibri" w:hAnsi="Calibri"/>
-                <w:b w:val="false"/>
-                <w:bCs w:val="false"/>
-                <w:i w:val="false"/>
-                <w:iCs w:val="false"/>
-                <w:sz w:val="19"/>
-                <w:szCs w:val="19"/>
-              </w:rPr>
-              <w:t xml:space="preserve"/>
+            <w:pPr>
+              <w:spacing w:before="20" w:after="20" w:line="252" w:lineRule="auto"/>
+            </w:pPr>
+            <w:r>
+              <w:rPr>
+                <w:sz w:val="17"/>
+              </w:rPr>
+              <w:t>SDD §2.3 / State 08</w:t>
             </w:r>
           </w:p>
         </w:tc>
@@ -1821,17 +1859,14 @@
             </w:tcMar>
           </w:tcPr>
           <w:p>
-            <w:r>
-              <w:rPr>
-                <w:rFonts w:ascii="Calibri" w:cs="Calibri" w:eastAsia="Calibri" w:hAnsi="Calibri"/>
-                <w:b w:val="false"/>
-                <w:bCs w:val="false"/>
-                <w:i w:val="false"/>
-                <w:iCs w:val="false"/>
-                <w:sz w:val="19"/>
-                <w:szCs w:val="19"/>
-              </w:rPr>
-              <w:t xml:space="preserve"/>
+            <w:pPr>
+              <w:spacing w:before="20" w:after="20" w:line="252" w:lineRule="auto"/>
+            </w:pPr>
+            <w:r>
+              <w:rPr>
+                <w:sz w:val="17"/>
+              </w:rPr>
+              <w:t>State Machine 08 defines QUEUED state between CREATED and RUNNING, which schematic execution bypasses in current in-memory runner</w:t>
             </w:r>
           </w:p>
         </w:tc>
@@ -1852,17 +1887,14 @@
             </w:tcMar>
           </w:tcPr>
           <w:p>
-            <w:r>
-              <w:rPr>
-                <w:rFonts w:ascii="Calibri" w:cs="Calibri" w:eastAsia="Calibri" w:hAnsi="Calibri"/>
-                <w:b w:val="false"/>
-                <w:bCs w:val="false"/>
-                <w:i w:val="false"/>
-                <w:iCs w:val="false"/>
-                <w:sz w:val="19"/>
-                <w:szCs w:val="19"/>
-              </w:rPr>
-              <w:t xml:space="preserve"/>
+            <w:pPr>
+              <w:spacing w:before="20" w:after="20" w:line="252" w:lineRule="auto"/>
+            </w:pPr>
+            <w:r>
+              <w:rPr>
+                <w:sz w:val="17"/>
+              </w:rPr>
+              <w:t>Medium</w:t>
             </w:r>
           </w:p>
         </w:tc>
@@ -1883,17 +1915,14 @@
             </w:tcMar>
           </w:tcPr>
           <w:p>
-            <w:r>
-              <w:rPr>
-                <w:rFonts w:ascii="Calibri" w:cs="Calibri" w:eastAsia="Calibri" w:hAnsi="Calibri"/>
-                <w:b w:val="false"/>
-                <w:bCs w:val="false"/>
-                <w:i w:val="false"/>
-                <w:iCs w:val="false"/>
-                <w:sz w:val="19"/>
-                <w:szCs w:val="19"/>
-              </w:rPr>
-              <w:t xml:space="preserve"/>
+            <w:pPr>
+              <w:spacing w:before="20" w:after="20" w:line="252" w:lineRule="auto"/>
+            </w:pPr>
+            <w:r>
+              <w:rPr>
+                <w:sz w:val="17"/>
+              </w:rPr>
+              <w:t>services/education-api transition schematic directly to RUNNING without an intermediate persistent queue broker</w:t>
             </w:r>
           </w:p>
         </w:tc>
@@ -1914,17 +1943,14 @@
             </w:tcMar>
           </w:tcPr>
           <w:p>
-            <w:r>
-              <w:rPr>
-                <w:rFonts w:ascii="Calibri" w:cs="Calibri" w:eastAsia="Calibri" w:hAnsi="Calibri"/>
-                <w:b w:val="false"/>
-                <w:bCs w:val="false"/>
-                <w:i w:val="false"/>
-                <w:iCs w:val="false"/>
-                <w:sz w:val="19"/>
-                <w:szCs w:val="19"/>
-              </w:rPr>
-              <w:t xml:space="preserve"/>
+            <w:pPr>
+              <w:spacing w:before="20" w:after="20" w:line="252" w:lineRule="auto"/>
+            </w:pPr>
+            <w:r>
+              <w:rPr>
+                <w:sz w:val="17"/>
+              </w:rPr>
+              <w:t>Kept – synchronous deterministic schematic execution completes in &lt;100ms; persistent QUEUED state is reserved for physical robot dispatch</w:t>
             </w:r>
           </w:p>
         </w:tc>
@@ -1947,17 +1973,14 @@
             </w:tcMar>
           </w:tcPr>
           <w:p>
-            <w:r>
-              <w:rPr>
-                <w:rFonts w:ascii="Calibri" w:cs="Calibri" w:eastAsia="Calibri" w:hAnsi="Calibri"/>
-                <w:b w:val="false"/>
-                <w:bCs w:val="false"/>
-                <w:i w:val="false"/>
-                <w:iCs w:val="false"/>
-                <w:sz w:val="19"/>
-                <w:szCs w:val="19"/>
-              </w:rPr>
-              <w:t xml:space="preserve"/>
+            <w:pPr>
+              <w:spacing w:before="20" w:after="20" w:line="252" w:lineRule="auto"/>
+            </w:pPr>
+            <w:r>
+              <w:rPr>
+                <w:sz w:val="17"/>
+              </w:rPr>
+              <w:t>SR-04</w:t>
             </w:r>
           </w:p>
         </w:tc>
@@ -1978,17 +2001,14 @@
             </w:tcMar>
           </w:tcPr>
           <w:p>
-            <w:r>
-              <w:rPr>
-                <w:rFonts w:ascii="Calibri" w:cs="Calibri" w:eastAsia="Calibri" w:hAnsi="Calibri"/>
-                <w:b w:val="false"/>
-                <w:bCs w:val="false"/>
-                <w:i w:val="false"/>
-                <w:iCs w:val="false"/>
-                <w:sz w:val="19"/>
-                <w:szCs w:val="19"/>
-              </w:rPr>
-              <w:t xml:space="preserve"/>
+            <w:pPr>
+              <w:spacing w:before="20" w:after="20" w:line="252" w:lineRule="auto"/>
+            </w:pPr>
+            <w:r>
+              <w:rPr>
+                <w:sz w:val="17"/>
+              </w:rPr>
+              <w:t>Architecture</w:t>
             </w:r>
           </w:p>
         </w:tc>
@@ -2009,17 +2029,14 @@
             </w:tcMar>
           </w:tcPr>
           <w:p>
-            <w:r>
-              <w:rPr>
-                <w:rFonts w:ascii="Calibri" w:cs="Calibri" w:eastAsia="Calibri" w:hAnsi="Calibri"/>
-                <w:b w:val="false"/>
-                <w:bCs w:val="false"/>
-                <w:i w:val="false"/>
-                <w:iCs w:val="false"/>
-                <w:sz w:val="19"/>
-                <w:szCs w:val="19"/>
-              </w:rPr>
-              <w:t xml:space="preserve"/>
+            <w:pPr>
+              <w:spacing w:before="20" w:after="20" w:line="252" w:lineRule="auto"/>
+            </w:pPr>
+            <w:r>
+              <w:rPr>
+                <w:sz w:val="17"/>
+              </w:rPr>
+              <w:t>SDD §2.1 / C4 Level 2</w:t>
             </w:r>
           </w:p>
         </w:tc>
@@ -2040,17 +2057,14 @@
             </w:tcMar>
           </w:tcPr>
           <w:p>
-            <w:r>
-              <w:rPr>
-                <w:rFonts w:ascii="Calibri" w:cs="Calibri" w:eastAsia="Calibri" w:hAnsi="Calibri"/>
-                <w:b w:val="false"/>
-                <w:bCs w:val="false"/>
-                <w:i w:val="false"/>
-                <w:iCs w:val="false"/>
-                <w:sz w:val="19"/>
-                <w:szCs w:val="19"/>
-              </w:rPr>
-              <w:t xml:space="preserve"/>
+            <w:pPr>
+              <w:spacing w:before="20" w:after="20" w:line="252" w:lineRule="auto"/>
+            </w:pPr>
+            <w:r>
+              <w:rPr>
+                <w:sz w:val="17"/>
+              </w:rPr>
+              <w:t>Mobile client application (apps/mobile Expo React Native) tracked in repository is not shown in C4 Level 2 Container Diagram</w:t>
             </w:r>
           </w:p>
         </w:tc>
@@ -2071,17 +2085,14 @@
             </w:tcMar>
           </w:tcPr>
           <w:p>
-            <w:r>
-              <w:rPr>
-                <w:rFonts w:ascii="Calibri" w:cs="Calibri" w:eastAsia="Calibri" w:hAnsi="Calibri"/>
-                <w:b w:val="false"/>
-                <w:bCs w:val="false"/>
-                <w:i w:val="false"/>
-                <w:iCs w:val="false"/>
-                <w:sz w:val="19"/>
-                <w:szCs w:val="19"/>
-              </w:rPr>
-              <w:t xml:space="preserve"/>
+            <w:pPr>
+              <w:spacing w:before="20" w:after="20" w:line="252" w:lineRule="auto"/>
+            </w:pPr>
+            <w:r>
+              <w:rPr>
+                <w:sz w:val="17"/>
+              </w:rPr>
+              <w:t>Low</w:t>
             </w:r>
           </w:p>
         </w:tc>
@@ -2102,17 +2113,14 @@
             </w:tcMar>
           </w:tcPr>
           <w:p>
-            <w:r>
-              <w:rPr>
-                <w:rFonts w:ascii="Calibri" w:cs="Calibri" w:eastAsia="Calibri" w:hAnsi="Calibri"/>
-                <w:b w:val="false"/>
-                <w:bCs w:val="false"/>
-                <w:i w:val="false"/>
-                <w:iCs w:val="false"/>
-                <w:sz w:val="19"/>
-                <w:szCs w:val="19"/>
-              </w:rPr>
-              <w:t xml:space="preserve"/>
+            <w:pPr>
+              <w:spacing w:before="20" w:after="20" w:line="252" w:lineRule="auto"/>
+            </w:pPr>
+            <w:r>
+              <w:rPr>
+                <w:sz w:val="17"/>
+              </w:rPr>
+              <w:t>Git branch chore/review2-track-vista-mobile and apps/mobile/ exist in repository but C4 Level 2 only displays Web Client and API</w:t>
             </w:r>
           </w:p>
         </w:tc>
@@ -2133,17 +2141,14 @@
             </w:tcMar>
           </w:tcPr>
           <w:p>
-            <w:r>
-              <w:rPr>
-                <w:rFonts w:ascii="Calibri" w:cs="Calibri" w:eastAsia="Calibri" w:hAnsi="Calibri"/>
-                <w:b w:val="false"/>
-                <w:bCs w:val="false"/>
-                <w:i w:val="false"/>
-                <w:iCs w:val="false"/>
-                <w:sz w:val="19"/>
-                <w:szCs w:val="19"/>
-              </w:rPr>
-              <w:t xml:space="preserve"/>
+            <w:pPr>
+              <w:spacing w:before="20" w:after="20" w:line="252" w:lineRule="auto"/>
+            </w:pPr>
+            <w:r>
+              <w:rPr>
+                <w:sz w:val="17"/>
+              </w:rPr>
+              <w:t>Planned – mobile client is secondary learner surface; C4 Container diagram update scheduled for Review 3 release baseline</w:t>
             </w:r>
           </w:p>
         </w:tc>
@@ -2166,17 +2171,14 @@
             </w:tcMar>
           </w:tcPr>
           <w:p>
-            <w:r>
-              <w:rPr>
-                <w:rFonts w:ascii="Calibri" w:cs="Calibri" w:eastAsia="Calibri" w:hAnsi="Calibri"/>
-                <w:b w:val="false"/>
-                <w:bCs w:val="false"/>
-                <w:i w:val="false"/>
-                <w:iCs w:val="false"/>
-                <w:sz w:val="19"/>
-                <w:szCs w:val="19"/>
-              </w:rPr>
-              <w:t xml:space="preserve"/>
+            <w:pPr>
+              <w:spacing w:before="20" w:after="20" w:line="252" w:lineRule="auto"/>
+            </w:pPr>
+            <w:r>
+              <w:rPr>
+                <w:sz w:val="17"/>
+              </w:rPr>
+              <w:t>SR-05</w:t>
             </w:r>
           </w:p>
         </w:tc>
@@ -2197,17 +2199,14 @@
             </w:tcMar>
           </w:tcPr>
           <w:p>
-            <w:r>
-              <w:rPr>
-                <w:rFonts w:ascii="Calibri" w:cs="Calibri" w:eastAsia="Calibri" w:hAnsi="Calibri"/>
-                <w:b w:val="false"/>
-                <w:bCs w:val="false"/>
-                <w:i w:val="false"/>
-                <w:iCs w:val="false"/>
-                <w:sz w:val="19"/>
-                <w:szCs w:val="19"/>
-              </w:rPr>
-              <w:t xml:space="preserve"/>
+            <w:pPr>
+              <w:spacing w:before="20" w:after="20" w:line="252" w:lineRule="auto"/>
+            </w:pPr>
+            <w:r>
+              <w:rPr>
+                <w:sz w:val="17"/>
+              </w:rPr>
+              <w:t>Data</w:t>
             </w:r>
           </w:p>
         </w:tc>
@@ -2228,17 +2227,14 @@
             </w:tcMar>
           </w:tcPr>
           <w:p>
-            <w:r>
-              <w:rPr>
-                <w:rFonts w:ascii="Calibri" w:cs="Calibri" w:eastAsia="Calibri" w:hAnsi="Calibri"/>
-                <w:b w:val="false"/>
-                <w:bCs w:val="false"/>
-                <w:i w:val="false"/>
-                <w:iCs w:val="false"/>
-                <w:sz w:val="19"/>
-                <w:szCs w:val="19"/>
-              </w:rPr>
-              <w:t xml:space="preserve"/>
+            <w:pPr>
+              <w:spacing w:before="20" w:after="20" w:line="252" w:lineRule="auto"/>
+            </w:pPr>
+            <w:r>
+              <w:rPr>
+                <w:sz w:val="17"/>
+              </w:rPr>
+              <w:t>SDD §4 / Database Schema</w:t>
             </w:r>
           </w:p>
         </w:tc>
@@ -2259,17 +2255,14 @@
             </w:tcMar>
           </w:tcPr>
           <w:p>
-            <w:r>
-              <w:rPr>
-                <w:rFonts w:ascii="Calibri" w:cs="Calibri" w:eastAsia="Calibri" w:hAnsi="Calibri"/>
-                <w:b w:val="false"/>
-                <w:bCs w:val="false"/>
-                <w:i w:val="false"/>
-                <w:iCs w:val="false"/>
-                <w:sz w:val="19"/>
-                <w:szCs w:val="19"/>
-              </w:rPr>
-              <w:t xml:space="preserve"/>
+            <w:pPr>
+              <w:spacing w:before="20" w:after="20" w:line="252" w:lineRule="auto"/>
+            </w:pPr>
+            <w:r>
+              <w:rPr>
+                <w:sz w:val="17"/>
+              </w:rPr>
+              <w:t>Internal landing/operational tables (audit_logs, leads, demo_bookings) exist in database schema but are excluded from Education Logical ERDs</w:t>
             </w:r>
           </w:p>
         </w:tc>
@@ -2290,17 +2283,14 @@
             </w:tcMar>
           </w:tcPr>
           <w:p>
-            <w:r>
-              <w:rPr>
-                <w:rFonts w:ascii="Calibri" w:cs="Calibri" w:eastAsia="Calibri" w:hAnsi="Calibri"/>
-                <w:b w:val="false"/>
-                <w:bCs w:val="false"/>
-                <w:i w:val="false"/>
-                <w:iCs w:val="false"/>
-                <w:sz w:val="19"/>
-                <w:szCs w:val="19"/>
-              </w:rPr>
-              <w:t xml:space="preserve"/>
+            <w:pPr>
+              <w:spacing w:before="20" w:after="20" w:line="252" w:lineRule="auto"/>
+            </w:pPr>
+            <w:r>
+              <w:rPr>
+                <w:sz w:val="17"/>
+              </w:rPr>
+              <w:t>Low</w:t>
             </w:r>
           </w:p>
         </w:tc>
@@ -2321,17 +2311,14 @@
             </w:tcMar>
           </w:tcPr>
           <w:p>
-            <w:r>
-              <w:rPr>
-                <w:rFonts w:ascii="Calibri" w:cs="Calibri" w:eastAsia="Calibri" w:hAnsi="Calibri"/>
-                <w:b w:val="false"/>
-                <w:bCs w:val="false"/>
-                <w:i w:val="false"/>
-                <w:iCs w:val="false"/>
-                <w:sz w:val="19"/>
-                <w:szCs w:val="19"/>
-              </w:rPr>
-              <w:t xml:space="preserve"/>
+            <w:pPr>
+              <w:spacing w:before="20" w:after="20" w:line="252" w:lineRule="auto"/>
+            </w:pPr>
+            <w:r>
+              <w:rPr>
+                <w:sz w:val="17"/>
+              </w:rPr>
+              <w:t>services/backend/prisma/schema.prisma contains leads, demo_bookings; Report 4 Logical ERDs focus strictly on education core domain</w:t>
             </w:r>
           </w:p>
         </w:tc>
@@ -2352,17 +2339,14 @@
             </w:tcMar>
           </w:tcPr>
           <w:p>
-            <w:r>
-              <w:rPr>
-                <w:rFonts w:ascii="Calibri" w:cs="Calibri" w:eastAsia="Calibri" w:hAnsi="Calibri"/>
-                <w:b w:val="false"/>
-                <w:bCs w:val="false"/>
-                <w:i w:val="false"/>
-                <w:iCs w:val="false"/>
-                <w:sz w:val="19"/>
-                <w:szCs w:val="19"/>
-              </w:rPr>
-              <w:t xml:space="preserve"/>
+            <w:pPr>
+              <w:spacing w:before="20" w:after="20" w:line="252" w:lineRule="auto"/>
+            </w:pPr>
+            <w:r>
+              <w:rPr>
+                <w:sz w:val="17"/>
+              </w:rPr>
+              <w:t>Kept – intentional separation of concerns; education logical ERDs represent student/teacher core domain, landing tables are isolated</w:t>
             </w:r>
           </w:p>
         </w:tc>
@@ -2385,17 +2369,14 @@
             </w:tcMar>
           </w:tcPr>
           <w:p>
-            <w:r>
-              <w:rPr>
-                <w:rFonts w:ascii="Calibri" w:cs="Calibri" w:eastAsia="Calibri" w:hAnsi="Calibri"/>
-                <w:b w:val="false"/>
-                <w:bCs w:val="false"/>
-                <w:i w:val="false"/>
-                <w:iCs w:val="false"/>
-                <w:sz w:val="19"/>
-                <w:szCs w:val="19"/>
-              </w:rPr>
-              <w:t xml:space="preserve"/>
+            <w:pPr>
+              <w:spacing w:before="20" w:after="20" w:line="252" w:lineRule="auto"/>
+            </w:pPr>
+            <w:r>
+              <w:rPr>
+                <w:sz w:val="17"/>
+              </w:rPr>
+              <w:t>SR-06</w:t>
             </w:r>
           </w:p>
         </w:tc>
@@ -2416,17 +2397,14 @@
             </w:tcMar>
           </w:tcPr>
           <w:p>
-            <w:r>
-              <w:rPr>
-                <w:rFonts w:ascii="Calibri" w:cs="Calibri" w:eastAsia="Calibri" w:hAnsi="Calibri"/>
-                <w:b w:val="false"/>
-                <w:bCs w:val="false"/>
-                <w:i w:val="false"/>
-                <w:iCs w:val="false"/>
-                <w:sz w:val="19"/>
-                <w:szCs w:val="19"/>
-              </w:rPr>
-              <w:t xml:space="preserve"/>
+            <w:pPr>
+              <w:spacing w:before="20" w:after="20" w:line="252" w:lineRule="auto"/>
+            </w:pPr>
+            <w:r>
+              <w:rPr>
+                <w:sz w:val="17"/>
+              </w:rPr>
+              <w:t>Requirements</w:t>
             </w:r>
           </w:p>
         </w:tc>
@@ -2447,17 +2425,14 @@
             </w:tcMar>
           </w:tcPr>
           <w:p>
-            <w:r>
-              <w:rPr>
-                <w:rFonts w:ascii="Calibri" w:cs="Calibri" w:eastAsia="Calibri" w:hAnsi="Calibri"/>
-                <w:b w:val="false"/>
-                <w:bCs w:val="false"/>
-                <w:i w:val="false"/>
-                <w:iCs w:val="false"/>
-                <w:sz w:val="19"/>
-                <w:szCs w:val="19"/>
-              </w:rPr>
-              <w:t xml:space="preserve"/>
+            <w:pPr>
+              <w:spacing w:before="20" w:after="20" w:line="252" w:lineRule="auto"/>
+            </w:pPr>
+            <w:r>
+              <w:rPr>
+                <w:sz w:val="17"/>
+              </w:rPr>
+              <w:t>SRS §4.2 / NFR Performance</w:t>
             </w:r>
           </w:p>
         </w:tc>
@@ -2478,17 +2453,14 @@
             </w:tcMar>
           </w:tcPr>
           <w:p>
-            <w:r>
-              <w:rPr>
-                <w:rFonts w:ascii="Calibri" w:cs="Calibri" w:eastAsia="Calibri" w:hAnsi="Calibri"/>
-                <w:b w:val="false"/>
-                <w:bCs w:val="false"/>
-                <w:i w:val="false"/>
-                <w:iCs w:val="false"/>
-                <w:sz w:val="19"/>
-                <w:szCs w:val="19"/>
-              </w:rPr>
-              <w:t xml:space="preserve"/>
+            <w:pPr>
+              <w:spacing w:before="20" w:after="20" w:line="252" w:lineRule="auto"/>
+            </w:pPr>
+            <w:r>
+              <w:rPr>
+                <w:sz w:val="17"/>
+              </w:rPr>
+              <w:t>NFR Performance targets (50 req/s throughput, P95 &lt;= 3.0s latency) lack automated load test report artifacts in Report 5</w:t>
             </w:r>
           </w:p>
         </w:tc>
@@ -2509,17 +2481,14 @@
             </w:tcMar>
           </w:tcPr>
           <w:p>
-            <w:r>
-              <w:rPr>
-                <w:rFonts w:ascii="Calibri" w:cs="Calibri" w:eastAsia="Calibri" w:hAnsi="Calibri"/>
-                <w:b w:val="false"/>
-                <w:bCs w:val="false"/>
-                <w:i w:val="false"/>
-                <w:iCs w:val="false"/>
-                <w:sz w:val="19"/>
-                <w:szCs w:val="19"/>
-              </w:rPr>
-              <w:t xml:space="preserve"/>
+            <w:pPr>
+              <w:spacing w:before="20" w:after="20" w:line="252" w:lineRule="auto"/>
+            </w:pPr>
+            <w:r>
+              <w:rPr>
+                <w:sz w:val="17"/>
+              </w:rPr>
+              <w:t>Medium</w:t>
             </w:r>
           </w:p>
         </w:tc>
@@ -2540,17 +2509,14 @@
             </w:tcMar>
           </w:tcPr>
           <w:p>
-            <w:r>
-              <w:rPr>
-                <w:rFonts w:ascii="Calibri" w:cs="Calibri" w:eastAsia="Calibri" w:hAnsi="Calibri"/>
-                <w:b w:val="false"/>
-                <w:bCs w:val="false"/>
-                <w:i w:val="false"/>
-                <w:iCs w:val="false"/>
-                <w:sz w:val="19"/>
-                <w:szCs w:val="19"/>
-              </w:rPr>
-              <w:t xml:space="preserve"/>
+            <w:pPr>
+              <w:spacing w:before="20" w:after="20" w:line="252" w:lineRule="auto"/>
+            </w:pPr>
+            <w:r>
+              <w:rPr>
+                <w:sz w:val="17"/>
+              </w:rPr>
+              <w:t>Report 5 covers 82 functional and authorization unit/integration tests; load/stress benchmark report is not attached</w:t>
             </w:r>
           </w:p>
         </w:tc>
@@ -2571,17 +2537,14 @@
             </w:tcMar>
           </w:tcPr>
           <w:p>
-            <w:r>
-              <w:rPr>
-                <w:rFonts w:ascii="Calibri" w:cs="Calibri" w:eastAsia="Calibri" w:hAnsi="Calibri"/>
-                <w:b w:val="false"/>
-                <w:bCs w:val="false"/>
-                <w:i w:val="false"/>
-                <w:iCs w:val="false"/>
-                <w:sz w:val="19"/>
-                <w:szCs w:val="19"/>
-              </w:rPr>
-              <w:t xml:space="preserve"/>
+            <w:pPr>
+              <w:spacing w:before="20" w:after="20" w:line="252" w:lineRule="auto"/>
+            </w:pPr>
+            <w:r>
+              <w:rPr>
+                <w:sz w:val="17"/>
+              </w:rPr>
+              <w:t>Planned – load testing with k6 in staging environment scheduled before final deployment defense (target 20/11/2026)</w:t>
             </w:r>
           </w:p>
         </w:tc>
@@ -2604,17 +2567,14 @@
             </w:tcMar>
           </w:tcPr>
           <w:p>
-            <w:r>
-              <w:rPr>
-                <w:rFonts w:ascii="Calibri" w:cs="Calibri" w:eastAsia="Calibri" w:hAnsi="Calibri"/>
-                <w:b w:val="false"/>
-                <w:bCs w:val="false"/>
-                <w:i w:val="false"/>
-                <w:iCs w:val="false"/>
-                <w:sz w:val="19"/>
-                <w:szCs w:val="19"/>
-              </w:rPr>
-              <w:t xml:space="preserve"/>
+            <w:pPr>
+              <w:spacing w:before="20" w:after="20" w:line="252" w:lineRule="auto"/>
+            </w:pPr>
+            <w:r>
+              <w:rPr>
+                <w:sz w:val="17"/>
+              </w:rPr>
+              <w:t>SR-07</w:t>
             </w:r>
           </w:p>
         </w:tc>
@@ -2635,17 +2595,14 @@
             </w:tcMar>
           </w:tcPr>
           <w:p>
-            <w:r>
-              <w:rPr>
-                <w:rFonts w:ascii="Calibri" w:cs="Calibri" w:eastAsia="Calibri" w:hAnsi="Calibri"/>
-                <w:b w:val="false"/>
-                <w:bCs w:val="false"/>
-                <w:i w:val="false"/>
-                <w:iCs w:val="false"/>
-                <w:sz w:val="19"/>
-                <w:szCs w:val="19"/>
-              </w:rPr>
-              <w:t xml:space="preserve"/>
+            <w:pPr>
+              <w:spacing w:before="20" w:after="20" w:line="252" w:lineRule="auto"/>
+            </w:pPr>
+            <w:r>
+              <w:rPr>
+                <w:sz w:val="17"/>
+              </w:rPr>
+              <w:t>Design vs code</w:t>
             </w:r>
           </w:p>
         </w:tc>
@@ -2666,17 +2623,14 @@
             </w:tcMar>
           </w:tcPr>
           <w:p>
-            <w:r>
-              <w:rPr>
-                <w:rFonts w:ascii="Calibri" w:cs="Calibri" w:eastAsia="Calibri" w:hAnsi="Calibri"/>
-                <w:b w:val="false"/>
-                <w:bCs w:val="false"/>
-                <w:i w:val="false"/>
-                <w:iCs w:val="false"/>
-                <w:sz w:val="19"/>
-                <w:szCs w:val="19"/>
-              </w:rPr>
-              <w:t xml:space="preserve"/>
+            <w:pPr>
+              <w:spacing w:before="20" w:after="20" w:line="252" w:lineRule="auto"/>
+            </w:pPr>
+            <w:r>
+              <w:rPr>
+                <w:sz w:val="17"/>
+              </w:rPr>
+              <w:t>SDD §3.2 / Blockly AST</w:t>
             </w:r>
           </w:p>
         </w:tc>
@@ -2697,17 +2651,14 @@
             </w:tcMar>
           </w:tcPr>
           <w:p>
-            <w:r>
-              <w:rPr>
-                <w:rFonts w:ascii="Calibri" w:cs="Calibri" w:eastAsia="Calibri" w:hAnsi="Calibri"/>
-                <w:b w:val="false"/>
-                <w:bCs w:val="false"/>
-                <w:i w:val="false"/>
-                <w:iCs w:val="false"/>
-                <w:sz w:val="19"/>
-                <w:szCs w:val="19"/>
-              </w:rPr>
-              <w:t xml:space="preserve"/>
+            <w:pPr>
+              <w:spacing w:before="20" w:after="20" w:line="252" w:lineRule="auto"/>
+            </w:pPr>
+            <w:r>
+              <w:rPr>
+                <w:sz w:val="17"/>
+              </w:rPr>
+              <w:t>Blockly visual code compiles to AST JSON on client rather than backend parsing raw script text</w:t>
             </w:r>
           </w:p>
         </w:tc>
@@ -2728,17 +2679,14 @@
             </w:tcMar>
           </w:tcPr>
           <w:p>
-            <w:r>
-              <w:rPr>
-                <w:rFonts w:ascii="Calibri" w:cs="Calibri" w:eastAsia="Calibri" w:hAnsi="Calibri"/>
-                <w:b w:val="false"/>
-                <w:bCs w:val="false"/>
-                <w:i w:val="false"/>
-                <w:iCs w:val="false"/>
-                <w:sz w:val="19"/>
-                <w:szCs w:val="19"/>
-              </w:rPr>
-              <w:t xml:space="preserve"/>
+            <w:pPr>
+              <w:spacing w:before="20" w:after="20" w:line="252" w:lineRule="auto"/>
+            </w:pPr>
+            <w:r>
+              <w:rPr>
+                <w:sz w:val="17"/>
+              </w:rPr>
+              <w:t>Low</w:t>
             </w:r>
           </w:p>
         </w:tc>
@@ -2759,17 +2707,14 @@
             </w:tcMar>
           </w:tcPr>
           <w:p>
-            <w:r>
-              <w:rPr>
-                <w:rFonts w:ascii="Calibri" w:cs="Calibri" w:eastAsia="Calibri" w:hAnsi="Calibri"/>
-                <w:b w:val="false"/>
-                <w:bCs w:val="false"/>
-                <w:i w:val="false"/>
-                <w:iCs w:val="false"/>
-                <w:sz w:val="19"/>
-                <w:szCs w:val="19"/>
-              </w:rPr>
-              <w:t xml:space="preserve"/>
+            <w:pPr>
+              <w:spacing w:before="20" w:after="20" w:line="252" w:lineRule="auto"/>
+            </w:pPr>
+            <w:r>
+              <w:rPr>
+                <w:sz w:val="17"/>
+              </w:rPr>
+              <w:t>web/robot-edu Blockly workspace generates structured JSON AST sent to POST /experiments; backend validates AST schema</w:t>
             </w:r>
           </w:p>
         </w:tc>
@@ -2790,455 +2735,14 @@
             </w:tcMar>
           </w:tcPr>
           <w:p>
-            <w:r>
-              <w:rPr>
-                <w:rFonts w:ascii="Calibri" w:cs="Calibri" w:eastAsia="Calibri" w:hAnsi="Calibri"/>
-                <w:b w:val="false"/>
-                <w:bCs w:val="false"/>
-                <w:i w:val="false"/>
-                <w:iCs w:val="false"/>
-                <w:sz w:val="19"/>
-                <w:szCs w:val="19"/>
-              </w:rPr>
-              <w:t xml:space="preserve"/>
-            </w:r>
-          </w:p>
-        </w:tc>
-      </w:tr>
-      <w:tr>
-        <w:tc>
-          <w:tcPr>
-            <w:tcW w:type="dxa" w:w="664"/>
-            <w:tcBorders>
-              <w:top w:val="single" w:color="D9D4CA" w:sz="4"/>
-              <w:left w:val="single" w:color="D9D4CA" w:sz="4"/>
-              <w:bottom w:val="single" w:color="D9D4CA" w:sz="4"/>
-              <w:right w:val="single" w:color="D9D4CA" w:sz="4"/>
-            </w:tcBorders>
-            <w:tcMar>
-              <w:top w:type="dxa" w:w="60"/>
-              <w:left w:type="dxa" w:w="80"/>
-              <w:bottom w:type="dxa" w:w="60"/>
-              <w:right w:type="dxa" w:w="80"/>
-            </w:tcMar>
-          </w:tcPr>
-          <w:p>
-            <w:r>
-              <w:rPr>
-                <w:rFonts w:ascii="Calibri" w:cs="Calibri" w:eastAsia="Calibri" w:hAnsi="Calibri"/>
-                <w:b w:val="false"/>
-                <w:bCs w:val="false"/>
-                <w:i w:val="false"/>
-                <w:iCs w:val="false"/>
-                <w:sz w:val="19"/>
-                <w:szCs w:val="19"/>
-              </w:rPr>
-              <w:t xml:space="preserve"/>
-            </w:r>
-          </w:p>
-        </w:tc>
-        <w:tc>
-          <w:tcPr>
-            <w:tcW w:type="dxa" w:w="1063"/>
-            <w:tcBorders>
-              <w:top w:val="single" w:color="D9D4CA" w:sz="4"/>
-              <w:left w:val="single" w:color="D9D4CA" w:sz="4"/>
-              <w:bottom w:val="single" w:color="D9D4CA" w:sz="4"/>
-              <w:right w:val="single" w:color="D9D4CA" w:sz="4"/>
-            </w:tcBorders>
-            <w:tcMar>
-              <w:top w:type="dxa" w:w="60"/>
-              <w:left w:type="dxa" w:w="80"/>
-              <w:bottom w:type="dxa" w:w="60"/>
-              <w:right w:type="dxa" w:w="80"/>
-            </w:tcMar>
-          </w:tcPr>
-          <w:p>
-            <w:r>
-              <w:rPr>
-                <w:rFonts w:ascii="Calibri" w:cs="Calibri" w:eastAsia="Calibri" w:hAnsi="Calibri"/>
-                <w:b w:val="false"/>
-                <w:bCs w:val="false"/>
-                <w:i w:val="false"/>
-                <w:iCs w:val="false"/>
-                <w:sz w:val="19"/>
-                <w:szCs w:val="19"/>
-              </w:rPr>
-              <w:t xml:space="preserve"/>
-            </w:r>
-          </w:p>
-        </w:tc>
-        <w:tc>
-          <w:tcPr>
-            <w:tcW w:type="dxa" w:w="1329"/>
-            <w:tcBorders>
-              <w:top w:val="single" w:color="D9D4CA" w:sz="4"/>
-              <w:left w:val="single" w:color="D9D4CA" w:sz="4"/>
-              <w:bottom w:val="single" w:color="D9D4CA" w:sz="4"/>
-              <w:right w:val="single" w:color="D9D4CA" w:sz="4"/>
-            </w:tcBorders>
-            <w:tcMar>
-              <w:top w:type="dxa" w:w="60"/>
-              <w:left w:type="dxa" w:w="80"/>
-              <w:bottom w:type="dxa" w:w="60"/>
-              <w:right w:type="dxa" w:w="80"/>
-            </w:tcMar>
-          </w:tcPr>
-          <w:p>
-            <w:r>
-              <w:rPr>
-                <w:rFonts w:ascii="Calibri" w:cs="Calibri" w:eastAsia="Calibri" w:hAnsi="Calibri"/>
-                <w:b w:val="false"/>
-                <w:bCs w:val="false"/>
-                <w:i w:val="false"/>
-                <w:iCs w:val="false"/>
-                <w:sz w:val="19"/>
-                <w:szCs w:val="19"/>
-              </w:rPr>
-              <w:t xml:space="preserve"/>
-            </w:r>
-          </w:p>
-        </w:tc>
-        <w:tc>
-          <w:tcPr>
-            <w:tcW w:type="dxa" w:w="2326"/>
-            <w:tcBorders>
-              <w:top w:val="single" w:color="D9D4CA" w:sz="4"/>
-              <w:left w:val="single" w:color="D9D4CA" w:sz="4"/>
-              <w:bottom w:val="single" w:color="D9D4CA" w:sz="4"/>
-              <w:right w:val="single" w:color="D9D4CA" w:sz="4"/>
-            </w:tcBorders>
-            <w:tcMar>
-              <w:top w:type="dxa" w:w="60"/>
-              <w:left w:type="dxa" w:w="80"/>
-              <w:bottom w:type="dxa" w:w="60"/>
-              <w:right w:type="dxa" w:w="80"/>
-            </w:tcMar>
-          </w:tcPr>
-          <w:p>
-            <w:r>
-              <w:rPr>
-                <w:rFonts w:ascii="Calibri" w:cs="Calibri" w:eastAsia="Calibri" w:hAnsi="Calibri"/>
-                <w:b w:val="false"/>
-                <w:bCs w:val="false"/>
-                <w:i w:val="false"/>
-                <w:iCs w:val="false"/>
-                <w:sz w:val="19"/>
-                <w:szCs w:val="19"/>
-              </w:rPr>
-              <w:t xml:space="preserve"/>
-            </w:r>
-          </w:p>
-        </w:tc>
-        <w:tc>
-          <w:tcPr>
-            <w:tcW w:type="dxa" w:w="930"/>
-            <w:tcBorders>
-              <w:top w:val="single" w:color="D9D4CA" w:sz="4"/>
-              <w:left w:val="single" w:color="D9D4CA" w:sz="4"/>
-              <w:bottom w:val="single" w:color="D9D4CA" w:sz="4"/>
-              <w:right w:val="single" w:color="D9D4CA" w:sz="4"/>
-            </w:tcBorders>
-            <w:tcMar>
-              <w:top w:type="dxa" w:w="60"/>
-              <w:left w:type="dxa" w:w="80"/>
-              <w:bottom w:type="dxa" w:w="60"/>
-              <w:right w:type="dxa" w:w="80"/>
-            </w:tcMar>
-          </w:tcPr>
-          <w:p>
-            <w:r>
-              <w:rPr>
-                <w:rFonts w:ascii="Calibri" w:cs="Calibri" w:eastAsia="Calibri" w:hAnsi="Calibri"/>
-                <w:b w:val="false"/>
-                <w:bCs w:val="false"/>
-                <w:i w:val="false"/>
-                <w:iCs w:val="false"/>
-                <w:sz w:val="19"/>
-                <w:szCs w:val="19"/>
-              </w:rPr>
-              <w:t xml:space="preserve"/>
-            </w:r>
-          </w:p>
-        </w:tc>
-        <w:tc>
-          <w:tcPr>
-            <w:tcW w:type="dxa" w:w="1329"/>
-            <w:tcBorders>
-              <w:top w:val="single" w:color="D9D4CA" w:sz="4"/>
-              <w:left w:val="single" w:color="D9D4CA" w:sz="4"/>
-              <w:bottom w:val="single" w:color="D9D4CA" w:sz="4"/>
-              <w:right w:val="single" w:color="D9D4CA" w:sz="4"/>
-            </w:tcBorders>
-            <w:tcMar>
-              <w:top w:type="dxa" w:w="60"/>
-              <w:left w:type="dxa" w:w="80"/>
-              <w:bottom w:type="dxa" w:w="60"/>
-              <w:right w:type="dxa" w:w="80"/>
-            </w:tcMar>
-          </w:tcPr>
-          <w:p>
-            <w:r>
-              <w:rPr>
-                <w:rFonts w:ascii="Calibri" w:cs="Calibri" w:eastAsia="Calibri" w:hAnsi="Calibri"/>
-                <w:b w:val="false"/>
-                <w:bCs w:val="false"/>
-                <w:i w:val="false"/>
-                <w:iCs w:val="false"/>
-                <w:sz w:val="19"/>
-                <w:szCs w:val="19"/>
-              </w:rPr>
-              <w:t xml:space="preserve"/>
-            </w:r>
-          </w:p>
-        </w:tc>
-        <w:tc>
-          <w:tcPr>
-            <w:tcW w:type="dxa" w:w="1997"/>
-            <w:tcBorders>
-              <w:top w:val="single" w:color="D9D4CA" w:sz="4"/>
-              <w:left w:val="single" w:color="D9D4CA" w:sz="4"/>
-              <w:bottom w:val="single" w:color="D9D4CA" w:sz="4"/>
-              <w:right w:val="single" w:color="D9D4CA" w:sz="4"/>
-            </w:tcBorders>
-            <w:tcMar>
-              <w:top w:type="dxa" w:w="60"/>
-              <w:left w:type="dxa" w:w="80"/>
-              <w:bottom w:type="dxa" w:w="60"/>
-              <w:right w:type="dxa" w:w="80"/>
-            </w:tcMar>
-          </w:tcPr>
-          <w:p>
-            <w:r>
-              <w:rPr>
-                <w:rFonts w:ascii="Calibri" w:cs="Calibri" w:eastAsia="Calibri" w:hAnsi="Calibri"/>
-                <w:b w:val="false"/>
-                <w:bCs w:val="false"/>
-                <w:i w:val="false"/>
-                <w:iCs w:val="false"/>
-                <w:sz w:val="19"/>
-                <w:szCs w:val="19"/>
-              </w:rPr>
-              <w:t xml:space="preserve"/>
-            </w:r>
-          </w:p>
-        </w:tc>
-      </w:tr>
-      <w:tr>
-        <w:tc>
-          <w:tcPr>
-            <w:tcW w:type="dxa" w:w="664"/>
-            <w:tcBorders>
-              <w:top w:val="single" w:color="D9D4CA" w:sz="4"/>
-              <w:left w:val="single" w:color="D9D4CA" w:sz="4"/>
-              <w:bottom w:val="single" w:color="D9D4CA" w:sz="4"/>
-              <w:right w:val="single" w:color="D9D4CA" w:sz="4"/>
-            </w:tcBorders>
-            <w:tcMar>
-              <w:top w:type="dxa" w:w="60"/>
-              <w:left w:type="dxa" w:w="80"/>
-              <w:bottom w:type="dxa" w:w="60"/>
-              <w:right w:type="dxa" w:w="80"/>
-            </w:tcMar>
-          </w:tcPr>
-          <w:p>
-            <w:r>
-              <w:rPr>
-                <w:rFonts w:ascii="Calibri" w:cs="Calibri" w:eastAsia="Calibri" w:hAnsi="Calibri"/>
-                <w:b w:val="false"/>
-                <w:bCs w:val="false"/>
-                <w:i w:val="false"/>
-                <w:iCs w:val="false"/>
-                <w:sz w:val="19"/>
-                <w:szCs w:val="19"/>
-              </w:rPr>
-              <w:t xml:space="preserve"/>
-            </w:r>
-          </w:p>
-        </w:tc>
-        <w:tc>
-          <w:tcPr>
-            <w:tcW w:type="dxa" w:w="1063"/>
-            <w:tcBorders>
-              <w:top w:val="single" w:color="D9D4CA" w:sz="4"/>
-              <w:left w:val="single" w:color="D9D4CA" w:sz="4"/>
-              <w:bottom w:val="single" w:color="D9D4CA" w:sz="4"/>
-              <w:right w:val="single" w:color="D9D4CA" w:sz="4"/>
-            </w:tcBorders>
-            <w:tcMar>
-              <w:top w:type="dxa" w:w="60"/>
-              <w:left w:type="dxa" w:w="80"/>
-              <w:bottom w:type="dxa" w:w="60"/>
-              <w:right w:type="dxa" w:w="80"/>
-            </w:tcMar>
-          </w:tcPr>
-          <w:p>
-            <w:r>
-              <w:rPr>
-                <w:rFonts w:ascii="Calibri" w:cs="Calibri" w:eastAsia="Calibri" w:hAnsi="Calibri"/>
-                <w:b w:val="false"/>
-                <w:bCs w:val="false"/>
-                <w:i w:val="false"/>
-                <w:iCs w:val="false"/>
-                <w:sz w:val="19"/>
-                <w:szCs w:val="19"/>
-              </w:rPr>
-              <w:t xml:space="preserve"/>
-            </w:r>
-          </w:p>
-        </w:tc>
-        <w:tc>
-          <w:tcPr>
-            <w:tcW w:type="dxa" w:w="1329"/>
-            <w:tcBorders>
-              <w:top w:val="single" w:color="D9D4CA" w:sz="4"/>
-              <w:left w:val="single" w:color="D9D4CA" w:sz="4"/>
-              <w:bottom w:val="single" w:color="D9D4CA" w:sz="4"/>
-              <w:right w:val="single" w:color="D9D4CA" w:sz="4"/>
-            </w:tcBorders>
-            <w:tcMar>
-              <w:top w:type="dxa" w:w="60"/>
-              <w:left w:type="dxa" w:w="80"/>
-              <w:bottom w:type="dxa" w:w="60"/>
-              <w:right w:type="dxa" w:w="80"/>
-            </w:tcMar>
-          </w:tcPr>
-          <w:p>
-            <w:r>
-              <w:rPr>
-                <w:rFonts w:ascii="Calibri" w:cs="Calibri" w:eastAsia="Calibri" w:hAnsi="Calibri"/>
-                <w:b w:val="false"/>
-                <w:bCs w:val="false"/>
-                <w:i w:val="false"/>
-                <w:iCs w:val="false"/>
-                <w:sz w:val="19"/>
-                <w:szCs w:val="19"/>
-              </w:rPr>
-              <w:t xml:space="preserve"/>
-            </w:r>
-          </w:p>
-        </w:tc>
-        <w:tc>
-          <w:tcPr>
-            <w:tcW w:type="dxa" w:w="2326"/>
-            <w:tcBorders>
-              <w:top w:val="single" w:color="D9D4CA" w:sz="4"/>
-              <w:left w:val="single" w:color="D9D4CA" w:sz="4"/>
-              <w:bottom w:val="single" w:color="D9D4CA" w:sz="4"/>
-              <w:right w:val="single" w:color="D9D4CA" w:sz="4"/>
-            </w:tcBorders>
-            <w:tcMar>
-              <w:top w:type="dxa" w:w="60"/>
-              <w:left w:type="dxa" w:w="80"/>
-              <w:bottom w:type="dxa" w:w="60"/>
-              <w:right w:type="dxa" w:w="80"/>
-            </w:tcMar>
-          </w:tcPr>
-          <w:p>
-            <w:r>
-              <w:rPr>
-                <w:rFonts w:ascii="Calibri" w:cs="Calibri" w:eastAsia="Calibri" w:hAnsi="Calibri"/>
-                <w:b w:val="false"/>
-                <w:bCs w:val="false"/>
-                <w:i w:val="false"/>
-                <w:iCs w:val="false"/>
-                <w:sz w:val="19"/>
-                <w:szCs w:val="19"/>
-              </w:rPr>
-              <w:t xml:space="preserve"/>
-            </w:r>
-          </w:p>
-        </w:tc>
-        <w:tc>
-          <w:tcPr>
-            <w:tcW w:type="dxa" w:w="930"/>
-            <w:tcBorders>
-              <w:top w:val="single" w:color="D9D4CA" w:sz="4"/>
-              <w:left w:val="single" w:color="D9D4CA" w:sz="4"/>
-              <w:bottom w:val="single" w:color="D9D4CA" w:sz="4"/>
-              <w:right w:val="single" w:color="D9D4CA" w:sz="4"/>
-            </w:tcBorders>
-            <w:tcMar>
-              <w:top w:type="dxa" w:w="60"/>
-              <w:left w:type="dxa" w:w="80"/>
-              <w:bottom w:type="dxa" w:w="60"/>
-              <w:right w:type="dxa" w:w="80"/>
-            </w:tcMar>
-          </w:tcPr>
-          <w:p>
-            <w:r>
-              <w:rPr>
-                <w:rFonts w:ascii="Calibri" w:cs="Calibri" w:eastAsia="Calibri" w:hAnsi="Calibri"/>
-                <w:b w:val="false"/>
-                <w:bCs w:val="false"/>
-                <w:i w:val="false"/>
-                <w:iCs w:val="false"/>
-                <w:sz w:val="19"/>
-                <w:szCs w:val="19"/>
-              </w:rPr>
-              <w:t xml:space="preserve"/>
-            </w:r>
-          </w:p>
-        </w:tc>
-        <w:tc>
-          <w:tcPr>
-            <w:tcW w:type="dxa" w:w="1329"/>
-            <w:tcBorders>
-              <w:top w:val="single" w:color="D9D4CA" w:sz="4"/>
-              <w:left w:val="single" w:color="D9D4CA" w:sz="4"/>
-              <w:bottom w:val="single" w:color="D9D4CA" w:sz="4"/>
-              <w:right w:val="single" w:color="D9D4CA" w:sz="4"/>
-            </w:tcBorders>
-            <w:tcMar>
-              <w:top w:type="dxa" w:w="60"/>
-              <w:left w:type="dxa" w:w="80"/>
-              <w:bottom w:type="dxa" w:w="60"/>
-              <w:right w:type="dxa" w:w="80"/>
-            </w:tcMar>
-          </w:tcPr>
-          <w:p>
-            <w:r>
-              <w:rPr>
-                <w:rFonts w:ascii="Calibri" w:cs="Calibri" w:eastAsia="Calibri" w:hAnsi="Calibri"/>
-                <w:b w:val="false"/>
-                <w:bCs w:val="false"/>
-                <w:i w:val="false"/>
-                <w:iCs w:val="false"/>
-                <w:sz w:val="19"/>
-                <w:szCs w:val="19"/>
-              </w:rPr>
-              <w:t xml:space="preserve"/>
-            </w:r>
-          </w:p>
-        </w:tc>
-        <w:tc>
-          <w:tcPr>
-            <w:tcW w:type="dxa" w:w="1997"/>
-            <w:tcBorders>
-              <w:top w:val="single" w:color="D9D4CA" w:sz="4"/>
-              <w:left w:val="single" w:color="D9D4CA" w:sz="4"/>
-              <w:bottom w:val="single" w:color="D9D4CA" w:sz="4"/>
-              <w:right w:val="single" w:color="D9D4CA" w:sz="4"/>
-            </w:tcBorders>
-            <w:tcMar>
-              <w:top w:type="dxa" w:w="60"/>
-              <w:left w:type="dxa" w:w="80"/>
-              <w:bottom w:type="dxa" w:w="60"/>
-              <w:right w:type="dxa" w:w="80"/>
-            </w:tcMar>
-          </w:tcPr>
-          <w:p>
-            <w:r>
-              <w:rPr>
-                <w:rFonts w:ascii="Calibri" w:cs="Calibri" w:eastAsia="Calibri" w:hAnsi="Calibri"/>
-                <w:b w:val="false"/>
-                <w:bCs w:val="false"/>
-                <w:i w:val="false"/>
-                <w:iCs w:val="false"/>
-                <w:sz w:val="19"/>
-                <w:szCs w:val="19"/>
-              </w:rPr>
-              <w:t xml:space="preserve"/>
+            <w:pPr>
+              <w:spacing w:before="20" w:after="20" w:line="252" w:lineRule="auto"/>
+            </w:pPr>
+            <w:r>
+              <w:rPr>
+                <w:sz w:val="17"/>
+              </w:rPr>
+              <w:t>Fixed – commit 1954d4b (designed security choice preventing remote code execution; documented in SDD §3.2)</w:t>
             </w:r>
           </w:p>
         </w:tc>
@@ -3247,7 +2751,7 @@
     <w:p>
       <w:pPr>
         <w:pStyle w:val="Heading2"/>
-        <w:spacing w:after="100" w:before="240"/>
+        <w:spacing w:after="40" w:before="40"/>
       </w:pPr>
       <w:r>
         <w:rPr>
@@ -3300,6 +2804,9 @@
             </w:tcMar>
           </w:tcPr>
           <w:p>
+            <w:pPr>
+              <w:spacing w:before="20" w:after="20" w:line="252" w:lineRule="auto"/>
+            </w:pPr>
             <w:r>
               <w:rPr>
                 <w:rFonts w:ascii="Calibri" w:cs="Calibri" w:eastAsia="Calibri" w:hAnsi="Calibri"/>
@@ -3308,7 +2815,7 @@
                 <w:i w:val="false"/>
                 <w:iCs w:val="false"/>
                 <w:color w:val="FFFFFF"/>
-                <w:sz w:val="19"/>
+                <w:sz w:val="17"/>
                 <w:szCs w:val="19"/>
               </w:rPr>
               <w:t xml:space="preserve">#</w:t>
@@ -3333,6 +2840,9 @@
             </w:tcMar>
           </w:tcPr>
           <w:p>
+            <w:pPr>
+              <w:spacing w:before="20" w:after="20" w:line="252" w:lineRule="auto"/>
+            </w:pPr>
             <w:r>
               <w:rPr>
                 <w:rFonts w:ascii="Calibri" w:cs="Calibri" w:eastAsia="Calibri" w:hAnsi="Calibri"/>
@@ -3341,7 +2851,7 @@
                 <w:i w:val="false"/>
                 <w:iCs w:val="false"/>
                 <w:color w:val="FFFFFF"/>
-                <w:sz w:val="19"/>
+                <w:sz w:val="17"/>
                 <w:szCs w:val="19"/>
               </w:rPr>
               <w:t xml:space="preserve">Finding ID</w:t>
@@ -3366,6 +2876,9 @@
             </w:tcMar>
           </w:tcPr>
           <w:p>
+            <w:pPr>
+              <w:spacing w:before="20" w:after="20" w:line="252" w:lineRule="auto"/>
+            </w:pPr>
             <w:r>
               <w:rPr>
                 <w:rFonts w:ascii="Calibri" w:cs="Calibri" w:eastAsia="Calibri" w:hAnsi="Calibri"/>
@@ -3374,7 +2887,7 @@
                 <w:i w:val="false"/>
                 <w:iCs w:val="false"/>
                 <w:color w:val="FFFFFF"/>
-                <w:sz w:val="19"/>
+                <w:sz w:val="17"/>
                 <w:szCs w:val="19"/>
               </w:rPr>
               <w:t xml:space="preserve">Summary</w:t>
@@ -3400,17 +2913,14 @@
             </w:tcMar>
           </w:tcPr>
           <w:p>
-            <w:r>
-              <w:rPr>
-                <w:rFonts w:ascii="Calibri" w:cs="Calibri" w:eastAsia="Calibri" w:hAnsi="Calibri"/>
-                <w:b w:val="false"/>
-                <w:bCs w:val="false"/>
-                <w:i w:val="false"/>
-                <w:iCs w:val="false"/>
-                <w:sz w:val="19"/>
-                <w:szCs w:val="19"/>
-              </w:rPr>
-              <w:t xml:space="preserve"/>
+            <w:pPr>
+              <w:spacing w:before="20" w:after="20" w:line="252" w:lineRule="auto"/>
+            </w:pPr>
+            <w:r>
+              <w:rPr>
+                <w:sz w:val="17"/>
+              </w:rPr>
+              <w:t>1</w:t>
             </w:r>
           </w:p>
         </w:tc>
@@ -3431,17 +2941,14 @@
             </w:tcMar>
           </w:tcPr>
           <w:p>
-            <w:r>
-              <w:rPr>
-                <w:rFonts w:ascii="Calibri" w:cs="Calibri" w:eastAsia="Calibri" w:hAnsi="Calibri"/>
-                <w:b w:val="false"/>
-                <w:bCs w:val="false"/>
-                <w:i w:val="false"/>
-                <w:iCs w:val="false"/>
-                <w:sz w:val="19"/>
-                <w:szCs w:val="19"/>
-              </w:rPr>
-              <w:t xml:space="preserve"/>
+            <w:pPr>
+              <w:spacing w:before="20" w:after="20" w:line="252" w:lineRule="auto"/>
+            </w:pPr>
+            <w:r>
+              <w:rPr>
+                <w:sz w:val="17"/>
+              </w:rPr>
+              <w:t>SR-02</w:t>
             </w:r>
           </w:p>
         </w:tc>
@@ -3462,17 +2969,14 @@
             </w:tcMar>
           </w:tcPr>
           <w:p>
-            <w:r>
-              <w:rPr>
-                <w:rFonts w:ascii="Calibri" w:cs="Calibri" w:eastAsia="Calibri" w:hAnsi="Calibri"/>
-                <w:b w:val="false"/>
-                <w:bCs w:val="false"/>
-                <w:i w:val="false"/>
-                <w:iCs w:val="false"/>
-                <w:sz w:val="19"/>
-                <w:szCs w:val="19"/>
-              </w:rPr>
-              <w:t xml:space="preserve"/>
+            <w:pPr>
+              <w:spacing w:before="20" w:after="20" w:line="252" w:lineRule="auto"/>
+            </w:pPr>
+            <w:r>
+              <w:rPr>
+                <w:sz w:val="17"/>
+              </w:rPr>
+              <w:t>Physical robot execution branch (CHECKIK runtime dispatch) in WF-03 is modeled but physical hardware test is pending lab access (High / Planned - G-01).</w:t>
             </w:r>
           </w:p>
         </w:tc>
@@ -3495,17 +2999,14 @@
             </w:tcMar>
           </w:tcPr>
           <w:p>
-            <w:r>
-              <w:rPr>
-                <w:rFonts w:ascii="Calibri" w:cs="Calibri" w:eastAsia="Calibri" w:hAnsi="Calibri"/>
-                <w:b w:val="false"/>
-                <w:bCs w:val="false"/>
-                <w:i w:val="false"/>
-                <w:iCs w:val="false"/>
-                <w:sz w:val="19"/>
-                <w:szCs w:val="19"/>
-              </w:rPr>
-              <w:t xml:space="preserve"/>
+            <w:pPr>
+              <w:spacing w:before="20" w:after="20" w:line="252" w:lineRule="auto"/>
+            </w:pPr>
+            <w:r>
+              <w:rPr>
+                <w:sz w:val="17"/>
+              </w:rPr>
+              <w:t>2</w:t>
             </w:r>
           </w:p>
         </w:tc>
@@ -3526,17 +3027,14 @@
             </w:tcMar>
           </w:tcPr>
           <w:p>
-            <w:r>
-              <w:rPr>
-                <w:rFonts w:ascii="Calibri" w:cs="Calibri" w:eastAsia="Calibri" w:hAnsi="Calibri"/>
-                <w:b w:val="false"/>
-                <w:bCs w:val="false"/>
-                <w:i w:val="false"/>
-                <w:iCs w:val="false"/>
-                <w:sz w:val="19"/>
-                <w:szCs w:val="19"/>
-              </w:rPr>
-              <w:t xml:space="preserve"/>
+            <w:pPr>
+              <w:spacing w:before="20" w:after="20" w:line="252" w:lineRule="auto"/>
+            </w:pPr>
+            <w:r>
+              <w:rPr>
+                <w:sz w:val="17"/>
+              </w:rPr>
+              <w:t>SR-06</w:t>
             </w:r>
           </w:p>
         </w:tc>
@@ -3557,17 +3055,14 @@
             </w:tcMar>
           </w:tcPr>
           <w:p>
-            <w:r>
-              <w:rPr>
-                <w:rFonts w:ascii="Calibri" w:cs="Calibri" w:eastAsia="Calibri" w:hAnsi="Calibri"/>
-                <w:b w:val="false"/>
-                <w:bCs w:val="false"/>
-                <w:i w:val="false"/>
-                <w:iCs w:val="false"/>
-                <w:sz w:val="19"/>
-                <w:szCs w:val="19"/>
-              </w:rPr>
-              <w:t xml:space="preserve"/>
+            <w:pPr>
+              <w:spacing w:before="20" w:after="20" w:line="252" w:lineRule="auto"/>
+            </w:pPr>
+            <w:r>
+              <w:rPr>
+                <w:sz w:val="17"/>
+              </w:rPr>
+              <w:t>NFR Performance throughput (50 req/s) and latency targets lack automated load test report in Report 5 (Medium / Planned).</w:t>
             </w:r>
           </w:p>
         </w:tc>
@@ -3590,17 +3085,14 @@
             </w:tcMar>
           </w:tcPr>
           <w:p>
-            <w:r>
-              <w:rPr>
-                <w:rFonts w:ascii="Calibri" w:cs="Calibri" w:eastAsia="Calibri" w:hAnsi="Calibri"/>
-                <w:b w:val="false"/>
-                <w:bCs w:val="false"/>
-                <w:i w:val="false"/>
-                <w:iCs w:val="false"/>
-                <w:sz w:val="19"/>
-                <w:szCs w:val="19"/>
-              </w:rPr>
-              <w:t xml:space="preserve"/>
+            <w:pPr>
+              <w:spacing w:before="20" w:after="20" w:line="252" w:lineRule="auto"/>
+            </w:pPr>
+            <w:r>
+              <w:rPr>
+                <w:sz w:val="17"/>
+              </w:rPr>
+              <w:t>3</w:t>
             </w:r>
           </w:p>
         </w:tc>
@@ -3621,17 +3113,14 @@
             </w:tcMar>
           </w:tcPr>
           <w:p>
-            <w:r>
-              <w:rPr>
-                <w:rFonts w:ascii="Calibri" w:cs="Calibri" w:eastAsia="Calibri" w:hAnsi="Calibri"/>
-                <w:b w:val="false"/>
-                <w:bCs w:val="false"/>
-                <w:i w:val="false"/>
-                <w:iCs w:val="false"/>
-                <w:sz w:val="19"/>
-                <w:szCs w:val="19"/>
-              </w:rPr>
-              <w:t xml:space="preserve"/>
+            <w:pPr>
+              <w:spacing w:before="20" w:after="20" w:line="252" w:lineRule="auto"/>
+            </w:pPr>
+            <w:r>
+              <w:rPr>
+                <w:sz w:val="17"/>
+              </w:rPr>
+              <w:t>SR-03</w:t>
             </w:r>
           </w:p>
         </w:tc>
@@ -3652,17 +3141,14 @@
             </w:tcMar>
           </w:tcPr>
           <w:p>
-            <w:r>
-              <w:rPr>
-                <w:rFonts w:ascii="Calibri" w:cs="Calibri" w:eastAsia="Calibri" w:hAnsi="Calibri"/>
-                <w:b w:val="false"/>
-                <w:bCs w:val="false"/>
-                <w:i w:val="false"/>
-                <w:iCs w:val="false"/>
-                <w:sz w:val="19"/>
-                <w:szCs w:val="19"/>
-              </w:rPr>
-              <w:t xml:space="preserve"/>
+            <w:pPr>
+              <w:spacing w:before="20" w:after="20" w:line="252" w:lineRule="auto"/>
+            </w:pPr>
+            <w:r>
+              <w:rPr>
+                <w:sz w:val="17"/>
+              </w:rPr>
+              <w:t>State Machine 08 QUEUED state bypassed in local synchronous schematic simulation mode (Medium / Kept).</w:t>
             </w:r>
           </w:p>
         </w:tc>
@@ -3685,17 +3171,14 @@
             </w:tcMar>
           </w:tcPr>
           <w:p>
-            <w:r>
-              <w:rPr>
-                <w:rFonts w:ascii="Calibri" w:cs="Calibri" w:eastAsia="Calibri" w:hAnsi="Calibri"/>
-                <w:b w:val="false"/>
-                <w:bCs w:val="false"/>
-                <w:i w:val="false"/>
-                <w:iCs w:val="false"/>
-                <w:sz w:val="19"/>
-                <w:szCs w:val="19"/>
-              </w:rPr>
-              <w:t xml:space="preserve"/>
+            <w:pPr>
+              <w:spacing w:before="20" w:after="20" w:line="252" w:lineRule="auto"/>
+            </w:pPr>
+            <w:r>
+              <w:rPr>
+                <w:sz w:val="17"/>
+              </w:rPr>
+              <w:t>4</w:t>
             </w:r>
           </w:p>
         </w:tc>
@@ -3716,17 +3199,14 @@
             </w:tcMar>
           </w:tcPr>
           <w:p>
-            <w:r>
-              <w:rPr>
-                <w:rFonts w:ascii="Calibri" w:cs="Calibri" w:eastAsia="Calibri" w:hAnsi="Calibri"/>
-                <w:b w:val="false"/>
-                <w:bCs w:val="false"/>
-                <w:i w:val="false"/>
-                <w:iCs w:val="false"/>
-                <w:sz w:val="19"/>
-                <w:szCs w:val="19"/>
-              </w:rPr>
-              <w:t xml:space="preserve"/>
+            <w:pPr>
+              <w:spacing w:before="20" w:after="20" w:line="252" w:lineRule="auto"/>
+            </w:pPr>
+            <w:r>
+              <w:rPr>
+                <w:sz w:val="17"/>
+              </w:rPr>
+              <w:t>SR-04</w:t>
             </w:r>
           </w:p>
         </w:tc>
@@ -3747,17 +3227,14 @@
             </w:tcMar>
           </w:tcPr>
           <w:p>
-            <w:r>
-              <w:rPr>
-                <w:rFonts w:ascii="Calibri" w:cs="Calibri" w:eastAsia="Calibri" w:hAnsi="Calibri"/>
-                <w:b w:val="false"/>
-                <w:bCs w:val="false"/>
-                <w:i w:val="false"/>
-                <w:iCs w:val="false"/>
-                <w:sz w:val="19"/>
-                <w:szCs w:val="19"/>
-              </w:rPr>
-              <w:t xml:space="preserve"/>
+            <w:pPr>
+              <w:spacing w:before="20" w:after="20" w:line="252" w:lineRule="auto"/>
+            </w:pPr>
+            <w:r>
+              <w:rPr>
+                <w:sz w:val="17"/>
+              </w:rPr>
+              <w:t>Mobile client application tracked in repository is not reflected in C4 Level 2 Container Diagram (Low / Planned).</w:t>
             </w:r>
           </w:p>
         </w:tc>
@@ -3780,17 +3257,14 @@
             </w:tcMar>
           </w:tcPr>
           <w:p>
-            <w:r>
-              <w:rPr>
-                <w:rFonts w:ascii="Calibri" w:cs="Calibri" w:eastAsia="Calibri" w:hAnsi="Calibri"/>
-                <w:b w:val="false"/>
-                <w:bCs w:val="false"/>
-                <w:i w:val="false"/>
-                <w:iCs w:val="false"/>
-                <w:sz w:val="19"/>
-                <w:szCs w:val="19"/>
-              </w:rPr>
-              <w:t xml:space="preserve"/>
+            <w:pPr>
+              <w:spacing w:before="20" w:after="20" w:line="252" w:lineRule="auto"/>
+            </w:pPr>
+            <w:r>
+              <w:rPr>
+                <w:sz w:val="17"/>
+              </w:rPr>
+              <w:t>5</w:t>
             </w:r>
           </w:p>
         </w:tc>
@@ -3811,17 +3285,14 @@
             </w:tcMar>
           </w:tcPr>
           <w:p>
-            <w:r>
-              <w:rPr>
-                <w:rFonts w:ascii="Calibri" w:cs="Calibri" w:eastAsia="Calibri" w:hAnsi="Calibri"/>
-                <w:b w:val="false"/>
-                <w:bCs w:val="false"/>
-                <w:i w:val="false"/>
-                <w:iCs w:val="false"/>
-                <w:sz w:val="19"/>
-                <w:szCs w:val="19"/>
-              </w:rPr>
-              <w:t xml:space="preserve"/>
+            <w:pPr>
+              <w:spacing w:before="20" w:after="20" w:line="252" w:lineRule="auto"/>
+            </w:pPr>
+            <w:r>
+              <w:rPr>
+                <w:sz w:val="17"/>
+              </w:rPr>
+              <w:t>SR-05</w:t>
             </w:r>
           </w:p>
         </w:tc>
@@ -3842,17 +3313,14 @@
             </w:tcMar>
           </w:tcPr>
           <w:p>
-            <w:r>
-              <w:rPr>
-                <w:rFonts w:ascii="Calibri" w:cs="Calibri" w:eastAsia="Calibri" w:hAnsi="Calibri"/>
-                <w:b w:val="false"/>
-                <w:bCs w:val="false"/>
-                <w:i w:val="false"/>
-                <w:iCs w:val="false"/>
-                <w:sz w:val="19"/>
-                <w:szCs w:val="19"/>
-              </w:rPr>
-              <w:t xml:space="preserve"/>
+            <w:pPr>
+              <w:spacing w:before="20" w:after="20" w:line="252" w:lineRule="auto"/>
+            </w:pPr>
+            <w:r>
+              <w:rPr>
+                <w:sz w:val="17"/>
+              </w:rPr>
+              <w:t>Operational landing tables exist in Prisma schema but are excluded from Education Logical ERDs (Low / Kept).</w:t>
             </w:r>
           </w:p>
         </w:tc>
@@ -3861,7 +3329,7 @@
     <w:p>
       <w:pPr>
         <w:pStyle w:val="Heading2"/>
-        <w:spacing w:after="100" w:before="240"/>
+        <w:spacing w:after="40" w:before="40"/>
       </w:pPr>
       <w:r>
         <w:rPr>
@@ -3916,6 +3384,9 @@
             </w:tcMar>
           </w:tcPr>
           <w:p>
+            <w:pPr>
+              <w:spacing w:before="20" w:after="20" w:line="252" w:lineRule="auto"/>
+            </w:pPr>
             <w:r>
               <w:rPr>
                 <w:rFonts w:ascii="Calibri" w:cs="Calibri" w:eastAsia="Calibri" w:hAnsi="Calibri"/>
@@ -3924,7 +3395,7 @@
                 <w:i w:val="false"/>
                 <w:iCs w:val="false"/>
                 <w:color w:val="FFFFFF"/>
-                <w:sz w:val="19"/>
+                <w:sz w:val="17"/>
                 <w:szCs w:val="19"/>
               </w:rPr>
               <w:t xml:space="preserve">Severity</w:t>
@@ -3949,6 +3420,9 @@
             </w:tcMar>
           </w:tcPr>
           <w:p>
+            <w:pPr>
+              <w:spacing w:before="20" w:after="20" w:line="252" w:lineRule="auto"/>
+            </w:pPr>
             <w:r>
               <w:rPr>
                 <w:rFonts w:ascii="Calibri" w:cs="Calibri" w:eastAsia="Calibri" w:hAnsi="Calibri"/>
@@ -3957,7 +3431,7 @@
                 <w:i w:val="false"/>
                 <w:iCs w:val="false"/>
                 <w:color w:val="FFFFFF"/>
-                <w:sz w:val="19"/>
+                <w:sz w:val="17"/>
                 <w:szCs w:val="19"/>
               </w:rPr>
               <w:t xml:space="preserve">Total</w:t>
@@ -3982,6 +3456,9 @@
             </w:tcMar>
           </w:tcPr>
           <w:p>
+            <w:pPr>
+              <w:spacing w:before="20" w:after="20" w:line="252" w:lineRule="auto"/>
+            </w:pPr>
             <w:r>
               <w:rPr>
                 <w:rFonts w:ascii="Calibri" w:cs="Calibri" w:eastAsia="Calibri" w:hAnsi="Calibri"/>
@@ -3990,7 +3467,7 @@
                 <w:i w:val="false"/>
                 <w:iCs w:val="false"/>
                 <w:color w:val="FFFFFF"/>
-                <w:sz w:val="19"/>
+                <w:sz w:val="17"/>
                 <w:szCs w:val="19"/>
               </w:rPr>
               <w:t xml:space="preserve">Fixed</w:t>
@@ -4015,6 +3492,9 @@
             </w:tcMar>
           </w:tcPr>
           <w:p>
+            <w:pPr>
+              <w:spacing w:before="20" w:after="20" w:line="252" w:lineRule="auto"/>
+            </w:pPr>
             <w:r>
               <w:rPr>
                 <w:rFonts w:ascii="Calibri" w:cs="Calibri" w:eastAsia="Calibri" w:hAnsi="Calibri"/>
@@ -4023,7 +3503,7 @@
                 <w:i w:val="false"/>
                 <w:iCs w:val="false"/>
                 <w:color w:val="FFFFFF"/>
-                <w:sz w:val="19"/>
+                <w:sz w:val="17"/>
                 <w:szCs w:val="19"/>
               </w:rPr>
               <w:t xml:space="preserve">Kept</w:t>
@@ -4048,6 +3528,9 @@
             </w:tcMar>
           </w:tcPr>
           <w:p>
+            <w:pPr>
+              <w:spacing w:before="20" w:after="20" w:line="252" w:lineRule="auto"/>
+            </w:pPr>
             <w:r>
               <w:rPr>
                 <w:rFonts w:ascii="Calibri" w:cs="Calibri" w:eastAsia="Calibri" w:hAnsi="Calibri"/>
@@ -4056,7 +3539,7 @@
                 <w:i w:val="false"/>
                 <w:iCs w:val="false"/>
                 <w:color w:val="FFFFFF"/>
-                <w:sz w:val="19"/>
+                <w:sz w:val="17"/>
                 <w:szCs w:val="19"/>
               </w:rPr>
               <w:t xml:space="preserve">Planned</w:t>
@@ -4082,6 +3565,9 @@
             </w:tcMar>
           </w:tcPr>
           <w:p>
+            <w:pPr>
+              <w:spacing w:before="20" w:after="20" w:line="252" w:lineRule="auto"/>
+            </w:pPr>
             <w:r>
               <w:rPr>
                 <w:rFonts w:ascii="Calibri" w:cs="Calibri" w:eastAsia="Calibri" w:hAnsi="Calibri"/>
@@ -4090,7 +3576,7 @@
                 <w:i/>
                 <w:iCs/>
                 <w:color w:val="666666"/>
-                <w:sz w:val="19"/>
+                <w:sz w:val="17"/>
                 <w:szCs w:val="19"/>
               </w:rPr>
               <w:t xml:space="preserve">High</w:t>
@@ -4114,6 +3600,123 @@
             </w:tcMar>
           </w:tcPr>
           <w:p>
+            <w:pPr>
+              <w:spacing w:before="20" w:after="20" w:line="252" w:lineRule="auto"/>
+            </w:pPr>
+            <w:r>
+              <w:rPr>
+                <w:sz w:val="17"/>
+              </w:rPr>
+              <w:t>1</w:t>
+            </w:r>
+          </w:p>
+        </w:tc>
+        <w:tc>
+          <w:tcPr>
+            <w:tcW w:type="dxa" w:w="1752"/>
+            <w:tcBorders>
+              <w:top w:val="single" w:color="D9D4CA" w:sz="4"/>
+              <w:left w:val="single" w:color="D9D4CA" w:sz="4"/>
+              <w:bottom w:val="single" w:color="D9D4CA" w:sz="4"/>
+              <w:right w:val="single" w:color="D9D4CA" w:sz="4"/>
+            </w:tcBorders>
+            <w:tcMar>
+              <w:top w:type="dxa" w:w="60"/>
+              <w:left w:type="dxa" w:w="80"/>
+              <w:bottom w:type="dxa" w:w="60"/>
+              <w:right w:type="dxa" w:w="80"/>
+            </w:tcMar>
+          </w:tcPr>
+          <w:p>
+            <w:pPr>
+              <w:spacing w:before="20" w:after="20" w:line="252" w:lineRule="auto"/>
+            </w:pPr>
+            <w:r>
+              <w:rPr>
+                <w:sz w:val="17"/>
+              </w:rPr>
+              <w:t>0</w:t>
+            </w:r>
+          </w:p>
+        </w:tc>
+        <w:tc>
+          <w:tcPr>
+            <w:tcW w:type="dxa" w:w="1752"/>
+            <w:tcBorders>
+              <w:top w:val="single" w:color="D9D4CA" w:sz="4"/>
+              <w:left w:val="single" w:color="D9D4CA" w:sz="4"/>
+              <w:bottom w:val="single" w:color="D9D4CA" w:sz="4"/>
+              <w:right w:val="single" w:color="D9D4CA" w:sz="4"/>
+            </w:tcBorders>
+            <w:tcMar>
+              <w:top w:type="dxa" w:w="60"/>
+              <w:left w:type="dxa" w:w="80"/>
+              <w:bottom w:type="dxa" w:w="60"/>
+              <w:right w:type="dxa" w:w="80"/>
+            </w:tcMar>
+          </w:tcPr>
+          <w:p>
+            <w:pPr>
+              <w:spacing w:before="20" w:after="20" w:line="252" w:lineRule="auto"/>
+            </w:pPr>
+            <w:r>
+              <w:rPr>
+                <w:sz w:val="17"/>
+              </w:rPr>
+              <w:t>0</w:t>
+            </w:r>
+          </w:p>
+        </w:tc>
+        <w:tc>
+          <w:tcPr>
+            <w:tcW w:type="dxa" w:w="1754"/>
+            <w:tcBorders>
+              <w:top w:val="single" w:color="D9D4CA" w:sz="4"/>
+              <w:left w:val="single" w:color="D9D4CA" w:sz="4"/>
+              <w:bottom w:val="single" w:color="D9D4CA" w:sz="4"/>
+              <w:right w:val="single" w:color="D9D4CA" w:sz="4"/>
+            </w:tcBorders>
+            <w:tcMar>
+              <w:top w:type="dxa" w:w="60"/>
+              <w:left w:type="dxa" w:w="80"/>
+              <w:bottom w:type="dxa" w:w="60"/>
+              <w:right w:type="dxa" w:w="80"/>
+            </w:tcMar>
+          </w:tcPr>
+          <w:p>
+            <w:pPr>
+              <w:spacing w:before="20" w:after="20" w:line="252" w:lineRule="auto"/>
+            </w:pPr>
+            <w:r>
+              <w:rPr>
+                <w:sz w:val="17"/>
+              </w:rPr>
+              <w:t>1</w:t>
+            </w:r>
+          </w:p>
+        </w:tc>
+      </w:tr>
+      <w:tr>
+        <w:tc>
+          <w:tcPr>
+            <w:tcW w:type="dxa" w:w="2628"/>
+            <w:tcBorders>
+              <w:top w:val="single" w:color="D9D4CA" w:sz="4"/>
+              <w:left w:val="single" w:color="D9D4CA" w:sz="4"/>
+              <w:bottom w:val="single" w:color="D9D4CA" w:sz="4"/>
+              <w:right w:val="single" w:color="D9D4CA" w:sz="4"/>
+            </w:tcBorders>
+            <w:tcMar>
+              <w:top w:type="dxa" w:w="60"/>
+              <w:left w:type="dxa" w:w="80"/>
+              <w:bottom w:type="dxa" w:w="60"/>
+              <w:right w:type="dxa" w:w="80"/>
+            </w:tcMar>
+          </w:tcPr>
+          <w:p>
+            <w:pPr>
+              <w:spacing w:before="20" w:after="20" w:line="252" w:lineRule="auto"/>
+            </w:pPr>
             <w:r>
               <w:rPr>
                 <w:rFonts w:ascii="Calibri" w:cs="Calibri" w:eastAsia="Calibri" w:hAnsi="Calibri"/>
@@ -4122,10 +3725,10 @@
                 <w:i/>
                 <w:iCs/>
                 <w:color w:val="666666"/>
-                <w:sz w:val="19"/>
+                <w:sz w:val="17"/>
                 <w:szCs w:val="19"/>
               </w:rPr>
-              <w:t xml:space="preserve"/>
+              <w:t xml:space="preserve">Medium</w:t>
             </w:r>
           </w:p>
         </w:tc>
@@ -4146,6 +3749,123 @@
             </w:tcMar>
           </w:tcPr>
           <w:p>
+            <w:pPr>
+              <w:spacing w:before="20" w:after="20" w:line="252" w:lineRule="auto"/>
+            </w:pPr>
+            <w:r>
+              <w:rPr>
+                <w:sz w:val="17"/>
+              </w:rPr>
+              <w:t>2</w:t>
+            </w:r>
+          </w:p>
+        </w:tc>
+        <w:tc>
+          <w:tcPr>
+            <w:tcW w:type="dxa" w:w="1752"/>
+            <w:tcBorders>
+              <w:top w:val="single" w:color="D9D4CA" w:sz="4"/>
+              <w:left w:val="single" w:color="D9D4CA" w:sz="4"/>
+              <w:bottom w:val="single" w:color="D9D4CA" w:sz="4"/>
+              <w:right w:val="single" w:color="D9D4CA" w:sz="4"/>
+            </w:tcBorders>
+            <w:tcMar>
+              <w:top w:type="dxa" w:w="60"/>
+              <w:left w:type="dxa" w:w="80"/>
+              <w:bottom w:type="dxa" w:w="60"/>
+              <w:right w:type="dxa" w:w="80"/>
+            </w:tcMar>
+          </w:tcPr>
+          <w:p>
+            <w:pPr>
+              <w:spacing w:before="20" w:after="20" w:line="252" w:lineRule="auto"/>
+            </w:pPr>
+            <w:r>
+              <w:rPr>
+                <w:sz w:val="17"/>
+              </w:rPr>
+              <w:t>0</w:t>
+            </w:r>
+          </w:p>
+        </w:tc>
+        <w:tc>
+          <w:tcPr>
+            <w:tcW w:type="dxa" w:w="1752"/>
+            <w:tcBorders>
+              <w:top w:val="single" w:color="D9D4CA" w:sz="4"/>
+              <w:left w:val="single" w:color="D9D4CA" w:sz="4"/>
+              <w:bottom w:val="single" w:color="D9D4CA" w:sz="4"/>
+              <w:right w:val="single" w:color="D9D4CA" w:sz="4"/>
+            </w:tcBorders>
+            <w:tcMar>
+              <w:top w:type="dxa" w:w="60"/>
+              <w:left w:type="dxa" w:w="80"/>
+              <w:bottom w:type="dxa" w:w="60"/>
+              <w:right w:type="dxa" w:w="80"/>
+            </w:tcMar>
+          </w:tcPr>
+          <w:p>
+            <w:pPr>
+              <w:spacing w:before="20" w:after="20" w:line="252" w:lineRule="auto"/>
+            </w:pPr>
+            <w:r>
+              <w:rPr>
+                <w:sz w:val="17"/>
+              </w:rPr>
+              <w:t>1</w:t>
+            </w:r>
+          </w:p>
+        </w:tc>
+        <w:tc>
+          <w:tcPr>
+            <w:tcW w:type="dxa" w:w="1754"/>
+            <w:tcBorders>
+              <w:top w:val="single" w:color="D9D4CA" w:sz="4"/>
+              <w:left w:val="single" w:color="D9D4CA" w:sz="4"/>
+              <w:bottom w:val="single" w:color="D9D4CA" w:sz="4"/>
+              <w:right w:val="single" w:color="D9D4CA" w:sz="4"/>
+            </w:tcBorders>
+            <w:tcMar>
+              <w:top w:type="dxa" w:w="60"/>
+              <w:left w:type="dxa" w:w="80"/>
+              <w:bottom w:type="dxa" w:w="60"/>
+              <w:right w:type="dxa" w:w="80"/>
+            </w:tcMar>
+          </w:tcPr>
+          <w:p>
+            <w:pPr>
+              <w:spacing w:before="20" w:after="20" w:line="252" w:lineRule="auto"/>
+            </w:pPr>
+            <w:r>
+              <w:rPr>
+                <w:sz w:val="17"/>
+              </w:rPr>
+              <w:t>1</w:t>
+            </w:r>
+          </w:p>
+        </w:tc>
+      </w:tr>
+      <w:tr>
+        <w:tc>
+          <w:tcPr>
+            <w:tcW w:type="dxa" w:w="2628"/>
+            <w:tcBorders>
+              <w:top w:val="single" w:color="D9D4CA" w:sz="4"/>
+              <w:left w:val="single" w:color="D9D4CA" w:sz="4"/>
+              <w:bottom w:val="single" w:color="D9D4CA" w:sz="4"/>
+              <w:right w:val="single" w:color="D9D4CA" w:sz="4"/>
+            </w:tcBorders>
+            <w:tcMar>
+              <w:top w:type="dxa" w:w="60"/>
+              <w:left w:type="dxa" w:w="80"/>
+              <w:bottom w:type="dxa" w:w="60"/>
+              <w:right w:type="dxa" w:w="80"/>
+            </w:tcMar>
+          </w:tcPr>
+          <w:p>
+            <w:pPr>
+              <w:spacing w:before="20" w:after="20" w:line="252" w:lineRule="auto"/>
+            </w:pPr>
             <w:r>
               <w:rPr>
                 <w:rFonts w:ascii="Calibri" w:cs="Calibri" w:eastAsia="Calibri" w:hAnsi="Calibri"/>
@@ -4154,10 +3874,10 @@
                 <w:i/>
                 <w:iCs/>
                 <w:color w:val="666666"/>
-                <w:sz w:val="19"/>
+                <w:sz w:val="17"/>
                 <w:szCs w:val="19"/>
               </w:rPr>
-              <w:t xml:space="preserve"/>
+              <w:t xml:space="preserve">Low</w:t>
             </w:r>
           </w:p>
         </w:tc>
@@ -4178,18 +3898,70 @@
             </w:tcMar>
           </w:tcPr>
           <w:p>
-            <w:r>
-              <w:rPr>
-                <w:rFonts w:ascii="Calibri" w:cs="Calibri" w:eastAsia="Calibri" w:hAnsi="Calibri"/>
-                <w:b w:val="false"/>
-                <w:bCs w:val="false"/>
-                <w:i/>
-                <w:iCs/>
-                <w:color w:val="666666"/>
-                <w:sz w:val="19"/>
-                <w:szCs w:val="19"/>
-              </w:rPr>
-              <w:t xml:space="preserve"/>
+            <w:pPr>
+              <w:spacing w:before="20" w:after="20" w:line="252" w:lineRule="auto"/>
+            </w:pPr>
+            <w:r>
+              <w:rPr>
+                <w:sz w:val="17"/>
+              </w:rPr>
+              <w:t>4</w:t>
+            </w:r>
+          </w:p>
+        </w:tc>
+        <w:tc>
+          <w:tcPr>
+            <w:tcW w:type="dxa" w:w="1752"/>
+            <w:tcBorders>
+              <w:top w:val="single" w:color="D9D4CA" w:sz="4"/>
+              <w:left w:val="single" w:color="D9D4CA" w:sz="4"/>
+              <w:bottom w:val="single" w:color="D9D4CA" w:sz="4"/>
+              <w:right w:val="single" w:color="D9D4CA" w:sz="4"/>
+            </w:tcBorders>
+            <w:tcMar>
+              <w:top w:type="dxa" w:w="60"/>
+              <w:left w:type="dxa" w:w="80"/>
+              <w:bottom w:type="dxa" w:w="60"/>
+              <w:right w:type="dxa" w:w="80"/>
+            </w:tcMar>
+          </w:tcPr>
+          <w:p>
+            <w:pPr>
+              <w:spacing w:before="20" w:after="20" w:line="252" w:lineRule="auto"/>
+            </w:pPr>
+            <w:r>
+              <w:rPr>
+                <w:sz w:val="17"/>
+              </w:rPr>
+              <w:t>2</w:t>
+            </w:r>
+          </w:p>
+        </w:tc>
+        <w:tc>
+          <w:tcPr>
+            <w:tcW w:type="dxa" w:w="1752"/>
+            <w:tcBorders>
+              <w:top w:val="single" w:color="D9D4CA" w:sz="4"/>
+              <w:left w:val="single" w:color="D9D4CA" w:sz="4"/>
+              <w:bottom w:val="single" w:color="D9D4CA" w:sz="4"/>
+              <w:right w:val="single" w:color="D9D4CA" w:sz="4"/>
+            </w:tcBorders>
+            <w:tcMar>
+              <w:top w:type="dxa" w:w="60"/>
+              <w:left w:type="dxa" w:w="80"/>
+              <w:bottom w:type="dxa" w:w="60"/>
+              <w:right w:type="dxa" w:w="80"/>
+            </w:tcMar>
+          </w:tcPr>
+          <w:p>
+            <w:pPr>
+              <w:spacing w:before="20" w:after="20" w:line="252" w:lineRule="auto"/>
+            </w:pPr>
+            <w:r>
+              <w:rPr>
+                <w:sz w:val="17"/>
+              </w:rPr>
+              <w:t>1</w:t>
             </w:r>
           </w:p>
         </w:tc>
@@ -4210,342 +3982,14 @@
             </w:tcMar>
           </w:tcPr>
           <w:p>
-            <w:r>
-              <w:rPr>
-                <w:rFonts w:ascii="Calibri" w:cs="Calibri" w:eastAsia="Calibri" w:hAnsi="Calibri"/>
-                <w:b w:val="false"/>
-                <w:bCs w:val="false"/>
-                <w:i/>
-                <w:iCs/>
-                <w:color w:val="666666"/>
-                <w:sz w:val="19"/>
-                <w:szCs w:val="19"/>
-              </w:rPr>
-              <w:t xml:space="preserve"/>
-            </w:r>
-          </w:p>
-        </w:tc>
-      </w:tr>
-      <w:tr>
-        <w:tc>
-          <w:tcPr>
-            <w:tcW w:type="dxa" w:w="2628"/>
-            <w:tcBorders>
-              <w:top w:val="single" w:color="D9D4CA" w:sz="4"/>
-              <w:left w:val="single" w:color="D9D4CA" w:sz="4"/>
-              <w:bottom w:val="single" w:color="D9D4CA" w:sz="4"/>
-              <w:right w:val="single" w:color="D9D4CA" w:sz="4"/>
-            </w:tcBorders>
-            <w:tcMar>
-              <w:top w:type="dxa" w:w="60"/>
-              <w:left w:type="dxa" w:w="80"/>
-              <w:bottom w:type="dxa" w:w="60"/>
-              <w:right w:type="dxa" w:w="80"/>
-            </w:tcMar>
-          </w:tcPr>
-          <w:p>
-            <w:r>
-              <w:rPr>
-                <w:rFonts w:ascii="Calibri" w:cs="Calibri" w:eastAsia="Calibri" w:hAnsi="Calibri"/>
-                <w:b w:val="false"/>
-                <w:bCs w:val="false"/>
-                <w:i/>
-                <w:iCs/>
-                <w:color w:val="666666"/>
-                <w:sz w:val="19"/>
-                <w:szCs w:val="19"/>
-              </w:rPr>
-              <w:t xml:space="preserve">Medium</w:t>
-            </w:r>
-          </w:p>
-        </w:tc>
-        <w:tc>
-          <w:tcPr>
-            <w:tcW w:type="dxa" w:w="1752"/>
-            <w:tcBorders>
-              <w:top w:val="single" w:color="D9D4CA" w:sz="4"/>
-              <w:left w:val="single" w:color="D9D4CA" w:sz="4"/>
-              <w:bottom w:val="single" w:color="D9D4CA" w:sz="4"/>
-              <w:right w:val="single" w:color="D9D4CA" w:sz="4"/>
-            </w:tcBorders>
-            <w:tcMar>
-              <w:top w:type="dxa" w:w="60"/>
-              <w:left w:type="dxa" w:w="80"/>
-              <w:bottom w:type="dxa" w:w="60"/>
-              <w:right w:type="dxa" w:w="80"/>
-            </w:tcMar>
-          </w:tcPr>
-          <w:p>
-            <w:r>
-              <w:rPr>
-                <w:rFonts w:ascii="Calibri" w:cs="Calibri" w:eastAsia="Calibri" w:hAnsi="Calibri"/>
-                <w:b w:val="false"/>
-                <w:bCs w:val="false"/>
-                <w:i/>
-                <w:iCs/>
-                <w:color w:val="666666"/>
-                <w:sz w:val="19"/>
-                <w:szCs w:val="19"/>
-              </w:rPr>
-              <w:t xml:space="preserve"/>
-            </w:r>
-          </w:p>
-        </w:tc>
-        <w:tc>
-          <w:tcPr>
-            <w:tcW w:type="dxa" w:w="1752"/>
-            <w:tcBorders>
-              <w:top w:val="single" w:color="D9D4CA" w:sz="4"/>
-              <w:left w:val="single" w:color="D9D4CA" w:sz="4"/>
-              <w:bottom w:val="single" w:color="D9D4CA" w:sz="4"/>
-              <w:right w:val="single" w:color="D9D4CA" w:sz="4"/>
-            </w:tcBorders>
-            <w:tcMar>
-              <w:top w:type="dxa" w:w="60"/>
-              <w:left w:type="dxa" w:w="80"/>
-              <w:bottom w:type="dxa" w:w="60"/>
-              <w:right w:type="dxa" w:w="80"/>
-            </w:tcMar>
-          </w:tcPr>
-          <w:p>
-            <w:r>
-              <w:rPr>
-                <w:rFonts w:ascii="Calibri" w:cs="Calibri" w:eastAsia="Calibri" w:hAnsi="Calibri"/>
-                <w:b w:val="false"/>
-                <w:bCs w:val="false"/>
-                <w:i/>
-                <w:iCs/>
-                <w:color w:val="666666"/>
-                <w:sz w:val="19"/>
-                <w:szCs w:val="19"/>
-              </w:rPr>
-              <w:t xml:space="preserve"/>
-            </w:r>
-          </w:p>
-        </w:tc>
-        <w:tc>
-          <w:tcPr>
-            <w:tcW w:type="dxa" w:w="1752"/>
-            <w:tcBorders>
-              <w:top w:val="single" w:color="D9D4CA" w:sz="4"/>
-              <w:left w:val="single" w:color="D9D4CA" w:sz="4"/>
-              <w:bottom w:val="single" w:color="D9D4CA" w:sz="4"/>
-              <w:right w:val="single" w:color="D9D4CA" w:sz="4"/>
-            </w:tcBorders>
-            <w:tcMar>
-              <w:top w:type="dxa" w:w="60"/>
-              <w:left w:type="dxa" w:w="80"/>
-              <w:bottom w:type="dxa" w:w="60"/>
-              <w:right w:type="dxa" w:w="80"/>
-            </w:tcMar>
-          </w:tcPr>
-          <w:p>
-            <w:r>
-              <w:rPr>
-                <w:rFonts w:ascii="Calibri" w:cs="Calibri" w:eastAsia="Calibri" w:hAnsi="Calibri"/>
-                <w:b w:val="false"/>
-                <w:bCs w:val="false"/>
-                <w:i/>
-                <w:iCs/>
-                <w:color w:val="666666"/>
-                <w:sz w:val="19"/>
-                <w:szCs w:val="19"/>
-              </w:rPr>
-              <w:t xml:space="preserve"/>
-            </w:r>
-          </w:p>
-        </w:tc>
-        <w:tc>
-          <w:tcPr>
-            <w:tcW w:type="dxa" w:w="1754"/>
-            <w:tcBorders>
-              <w:top w:val="single" w:color="D9D4CA" w:sz="4"/>
-              <w:left w:val="single" w:color="D9D4CA" w:sz="4"/>
-              <w:bottom w:val="single" w:color="D9D4CA" w:sz="4"/>
-              <w:right w:val="single" w:color="D9D4CA" w:sz="4"/>
-            </w:tcBorders>
-            <w:tcMar>
-              <w:top w:type="dxa" w:w="60"/>
-              <w:left w:type="dxa" w:w="80"/>
-              <w:bottom w:type="dxa" w:w="60"/>
-              <w:right w:type="dxa" w:w="80"/>
-            </w:tcMar>
-          </w:tcPr>
-          <w:p>
-            <w:r>
-              <w:rPr>
-                <w:rFonts w:ascii="Calibri" w:cs="Calibri" w:eastAsia="Calibri" w:hAnsi="Calibri"/>
-                <w:b w:val="false"/>
-                <w:bCs w:val="false"/>
-                <w:i/>
-                <w:iCs/>
-                <w:color w:val="666666"/>
-                <w:sz w:val="19"/>
-                <w:szCs w:val="19"/>
-              </w:rPr>
-              <w:t xml:space="preserve"/>
-            </w:r>
-          </w:p>
-        </w:tc>
-      </w:tr>
-      <w:tr>
-        <w:tc>
-          <w:tcPr>
-            <w:tcW w:type="dxa" w:w="2628"/>
-            <w:tcBorders>
-              <w:top w:val="single" w:color="D9D4CA" w:sz="4"/>
-              <w:left w:val="single" w:color="D9D4CA" w:sz="4"/>
-              <w:bottom w:val="single" w:color="D9D4CA" w:sz="4"/>
-              <w:right w:val="single" w:color="D9D4CA" w:sz="4"/>
-            </w:tcBorders>
-            <w:tcMar>
-              <w:top w:type="dxa" w:w="60"/>
-              <w:left w:type="dxa" w:w="80"/>
-              <w:bottom w:type="dxa" w:w="60"/>
-              <w:right w:type="dxa" w:w="80"/>
-            </w:tcMar>
-          </w:tcPr>
-          <w:p>
-            <w:r>
-              <w:rPr>
-                <w:rFonts w:ascii="Calibri" w:cs="Calibri" w:eastAsia="Calibri" w:hAnsi="Calibri"/>
-                <w:b w:val="false"/>
-                <w:bCs w:val="false"/>
-                <w:i/>
-                <w:iCs/>
-                <w:color w:val="666666"/>
-                <w:sz w:val="19"/>
-                <w:szCs w:val="19"/>
-              </w:rPr>
-              <w:t xml:space="preserve">Low</w:t>
-            </w:r>
-          </w:p>
-        </w:tc>
-        <w:tc>
-          <w:tcPr>
-            <w:tcW w:type="dxa" w:w="1752"/>
-            <w:tcBorders>
-              <w:top w:val="single" w:color="D9D4CA" w:sz="4"/>
-              <w:left w:val="single" w:color="D9D4CA" w:sz="4"/>
-              <w:bottom w:val="single" w:color="D9D4CA" w:sz="4"/>
-              <w:right w:val="single" w:color="D9D4CA" w:sz="4"/>
-            </w:tcBorders>
-            <w:tcMar>
-              <w:top w:type="dxa" w:w="60"/>
-              <w:left w:type="dxa" w:w="80"/>
-              <w:bottom w:type="dxa" w:w="60"/>
-              <w:right w:type="dxa" w:w="80"/>
-            </w:tcMar>
-          </w:tcPr>
-          <w:p>
-            <w:r>
-              <w:rPr>
-                <w:rFonts w:ascii="Calibri" w:cs="Calibri" w:eastAsia="Calibri" w:hAnsi="Calibri"/>
-                <w:b w:val="false"/>
-                <w:bCs w:val="false"/>
-                <w:i/>
-                <w:iCs/>
-                <w:color w:val="666666"/>
-                <w:sz w:val="19"/>
-                <w:szCs w:val="19"/>
-              </w:rPr>
-              <w:t xml:space="preserve"/>
-            </w:r>
-          </w:p>
-        </w:tc>
-        <w:tc>
-          <w:tcPr>
-            <w:tcW w:type="dxa" w:w="1752"/>
-            <w:tcBorders>
-              <w:top w:val="single" w:color="D9D4CA" w:sz="4"/>
-              <w:left w:val="single" w:color="D9D4CA" w:sz="4"/>
-              <w:bottom w:val="single" w:color="D9D4CA" w:sz="4"/>
-              <w:right w:val="single" w:color="D9D4CA" w:sz="4"/>
-            </w:tcBorders>
-            <w:tcMar>
-              <w:top w:type="dxa" w:w="60"/>
-              <w:left w:type="dxa" w:w="80"/>
-              <w:bottom w:type="dxa" w:w="60"/>
-              <w:right w:type="dxa" w:w="80"/>
-            </w:tcMar>
-          </w:tcPr>
-          <w:p>
-            <w:r>
-              <w:rPr>
-                <w:rFonts w:ascii="Calibri" w:cs="Calibri" w:eastAsia="Calibri" w:hAnsi="Calibri"/>
-                <w:b w:val="false"/>
-                <w:bCs w:val="false"/>
-                <w:i/>
-                <w:iCs/>
-                <w:color w:val="666666"/>
-                <w:sz w:val="19"/>
-                <w:szCs w:val="19"/>
-              </w:rPr>
-              <w:t xml:space="preserve"/>
-            </w:r>
-          </w:p>
-        </w:tc>
-        <w:tc>
-          <w:tcPr>
-            <w:tcW w:type="dxa" w:w="1752"/>
-            <w:tcBorders>
-              <w:top w:val="single" w:color="D9D4CA" w:sz="4"/>
-              <w:left w:val="single" w:color="D9D4CA" w:sz="4"/>
-              <w:bottom w:val="single" w:color="D9D4CA" w:sz="4"/>
-              <w:right w:val="single" w:color="D9D4CA" w:sz="4"/>
-            </w:tcBorders>
-            <w:tcMar>
-              <w:top w:type="dxa" w:w="60"/>
-              <w:left w:type="dxa" w:w="80"/>
-              <w:bottom w:type="dxa" w:w="60"/>
-              <w:right w:type="dxa" w:w="80"/>
-            </w:tcMar>
-          </w:tcPr>
-          <w:p>
-            <w:r>
-              <w:rPr>
-                <w:rFonts w:ascii="Calibri" w:cs="Calibri" w:eastAsia="Calibri" w:hAnsi="Calibri"/>
-                <w:b w:val="false"/>
-                <w:bCs w:val="false"/>
-                <w:i/>
-                <w:iCs/>
-                <w:color w:val="666666"/>
-                <w:sz w:val="19"/>
-                <w:szCs w:val="19"/>
-              </w:rPr>
-              <w:t xml:space="preserve"/>
-            </w:r>
-          </w:p>
-        </w:tc>
-        <w:tc>
-          <w:tcPr>
-            <w:tcW w:type="dxa" w:w="1754"/>
-            <w:tcBorders>
-              <w:top w:val="single" w:color="D9D4CA" w:sz="4"/>
-              <w:left w:val="single" w:color="D9D4CA" w:sz="4"/>
-              <w:bottom w:val="single" w:color="D9D4CA" w:sz="4"/>
-              <w:right w:val="single" w:color="D9D4CA" w:sz="4"/>
-            </w:tcBorders>
-            <w:tcMar>
-              <w:top w:type="dxa" w:w="60"/>
-              <w:left w:type="dxa" w:w="80"/>
-              <w:bottom w:type="dxa" w:w="60"/>
-              <w:right w:type="dxa" w:w="80"/>
-            </w:tcMar>
-          </w:tcPr>
-          <w:p>
-            <w:r>
-              <w:rPr>
-                <w:rFonts w:ascii="Calibri" w:cs="Calibri" w:eastAsia="Calibri" w:hAnsi="Calibri"/>
-                <w:b w:val="false"/>
-                <w:bCs w:val="false"/>
-                <w:i/>
-                <w:iCs/>
-                <w:color w:val="666666"/>
-                <w:sz w:val="19"/>
-                <w:szCs w:val="19"/>
-              </w:rPr>
-              <w:t xml:space="preserve"/>
+            <w:pPr>
+              <w:spacing w:before="20" w:after="20" w:line="252" w:lineRule="auto"/>
+            </w:pPr>
+            <w:r>
+              <w:rPr>
+                <w:sz w:val="17"/>
+              </w:rPr>
+              <w:t>1</w:t>
             </w:r>
           </w:p>
         </w:tc>
@@ -4553,7 +3997,7 @@
     </w:tbl>
     <w:p>
       <w:pPr>
-        <w:spacing w:after="80"/>
+        <w:spacing w:after="40" w:before="40"/>
       </w:pPr>
       <w:r>
         <w:rPr>
